--- a/docs/zashita-lr1.docx
+++ b/docs/zashita-lr1.docx
@@ -47,7 +47,7 @@
           <w:sz w:val="21"/>
           <w:szCs w:val="21"/>
         </w:rPr>
-        <w:t xml:space="preserve">Курс «Разработка интернет-приложений» · МГТУ им. Н. Э. Баумана, ИУ5</w:t>
+        <w:t xml:space="preserve">Курс «Разработка интернет-приложений» · МГТУ им. Н. Э. Баумана, ИУ5 · версия после правок преподавателя</w:t>
       </w:r>
     </w:p>
     <w:p>
@@ -62,7 +62,7 @@
           <w:i w:val="false"/>
           <w:iCs w:val="false"/>
         </w:rPr>
-        <w:t xml:space="preserve">Тема варианта: «История и культура. Оценка торговых связей по статистике импортных находок». Услуга — характерная категория импортных товаров с указанием центра производства (аттическая чернофигурная керамика, этрусское буккеро, синопские амфоры и т.д.). Заявка (появится в ЛР3) — расчёт удельного веса импорта из разных регионов в общей массе находок памятника для реконструкции торговых путей. Памятник, по которому собрана сводка, — Елизаветовское городище в дельте Дона.</w:t>
+        <w:t xml:space="preserve">Тема варианта: «История и культура. Оценка торговых связей по статистике импортных находок». Услуга — характерная категория импортных товаров с указанием центра производства; в коде и в адресах сущность называется import_categories. Заявка (появится в ЛР3) — расчёт удельного веса импорта из разных регионов в общей массе находок памятника для реконструкции торговых путей. Памятник, по которому собрана сводка, — Елизаветовское городище в дельте Дона.</w:t>
       </w:r>
     </w:p>
     <w:p>
@@ -77,7 +77,7 @@
           <w:i w:val="false"/>
           <w:iCs w:val="false"/>
         </w:rPr>
-        <w:t xml:space="preserve">Этот документ — шпаргалка для защиты: как объяснить архитектуру, что показывать на экране, какие вопросы обычно задают и как на них отвечать. Читай последовательно, разделы идут в порядке демонстрации.</w:t>
+        <w:t xml:space="preserve">Этот документ — шпаргалка для защиты: что показывать, как объяснять и какие вопросы обычно задают. Разделы идут в порядке демонстрации.</w:t>
       </w:r>
     </w:p>
     <w:p>
@@ -95,7 +95,7 @@
           <w:bCs/>
           <w:color w:val="1A1A1A"/>
         </w:rPr>
-        <w:t xml:space="preserve">1. Что вообще сделано (30 секунд на словах)</w:t>
+        <w:t xml:space="preserve">1. Короткие ответы на три пункта проверки</w:t>
       </w:r>
     </w:p>
     <w:p>
@@ -110,39 +110,431 @@
           <w:i w:val="false"/>
           <w:iCs w:val="false"/>
         </w:rPr>
-        <w:t xml:space="preserve">Мобильное веб-приложение на Go с тремя страницами: «Лента» (полноэкранная карточка категории импорта с фотографией), «Добавление» (форма черновика — без сохранения, оно появится в ЛР3) и «Плитка» (список всех опубликованных категорий с фильтром по числу находок). Данные пока хранятся в памяти сервера массивом структур — база данных подключится в ЛР2. Медиа (фото) отдаются через отдельное S3-совместимое хранилище MinIO. Стиль интерфейса — визуально скопированная стилистика сайта arzamas.academy: тёмный графитовый фон, бежевые карточки, жёлтый акцент.</w:t>
-      </w:r>
-    </w:p>
-    <w:p>
-      <w:pPr>
-        <w:pStyle w:val="Heading2"/>
-        <w:spacing w:after="120" w:before="260"/>
-      </w:pPr>
-      <w:r>
-        <w:rPr>
-          <w:rFonts w:ascii="Calibri" w:cs="Calibri" w:eastAsia="Calibri" w:hAnsi="Calibri"/>
-          <w:b/>
-          <w:bCs/>
-          <w:color w:val="1A1A1A"/>
-        </w:rPr>
-        <w:t xml:space="preserve">Ключевая мысль, которую нужно произнести</w:t>
-      </w:r>
-    </w:p>
-    <w:p>
-      <w:pPr>
-        <w:spacing w:after="140" w:line="300"/>
-      </w:pPr>
-      <w:r>
-        <w:rPr>
-          <w:rFonts w:ascii="Calibri" w:cs="Calibri" w:eastAsia="Calibri" w:hAnsi="Calibri"/>
-          <w:b w:val="false"/>
-          <w:bCs w:val="false"/>
-          <w:i w:val="false"/>
-          <w:iCs w:val="false"/>
-        </w:rPr>
-        <w:t xml:space="preserve">«Услуга» в моём варианте — это не физический товар, а категория импортных находок (керамика определённого типа), потому что тема — историко-археологическая, а не e-commerce. Именно поэтому у категории есть поля вроде центра производства, датировки и диагностических признаков, а не цена и производитель.</w:t>
-      </w:r>
-    </w:p>
+        <w:t xml:space="preserve">Преподаватель просит назвать три вещи по теме. Вот они одной строкой каждая — заучить.</w:t>
+      </w:r>
+    </w:p>
+    <w:tbl>
+      <w:tblPr>
+        <w:tblW w:type="dxa" w:w="9400"/>
+        <w:tblBorders>
+          <w:top w:val="single" w:color="auto" w:sz="4"/>
+          <w:left w:val="single" w:color="auto" w:sz="4"/>
+          <w:bottom w:val="single" w:color="auto" w:sz="4"/>
+          <w:right w:val="single" w:color="auto" w:sz="4"/>
+          <w:insideH w:val="single" w:color="auto" w:sz="4"/>
+          <w:insideV w:val="single" w:color="auto" w:sz="4"/>
+        </w:tblBorders>
+      </w:tblPr>
+      <w:tblGrid>
+        <w:gridCol w:w="2600"/>
+        <w:gridCol w:w="6800"/>
+      </w:tblGrid>
+      <w:tr>
+        <w:trPr>
+          <w:tblHeader/>
+        </w:trPr>
+        <w:tc>
+          <w:tcPr>
+            <w:tcW w:type="dxa" w:w="2600"/>
+            <w:shd w:fill="1A1A1A" w:val="clear"/>
+            <w:tcMar>
+              <w:top w:type="dxa" w:w="80"/>
+              <w:left w:type="dxa" w:w="100"/>
+              <w:bottom w:type="dxa" w:w="80"/>
+              <w:right w:type="dxa" w:w="100"/>
+            </w:tcMar>
+          </w:tcPr>
+          <w:p>
+            <w:r>
+              <w:rPr>
+                <w:rFonts w:ascii="Calibri" w:cs="Calibri" w:eastAsia="Calibri" w:hAnsi="Calibri"/>
+                <w:b/>
+                <w:bCs/>
+                <w:color w:val="FFFFFF"/>
+                <w:sz w:val="19"/>
+                <w:szCs w:val="19"/>
+              </w:rPr>
+              <w:t xml:space="preserve">Пункт</w:t>
+            </w:r>
+          </w:p>
+        </w:tc>
+        <w:tc>
+          <w:tcPr>
+            <w:tcW w:type="dxa" w:w="6800"/>
+            <w:shd w:fill="1A1A1A" w:val="clear"/>
+            <w:tcMar>
+              <w:top w:type="dxa" w:w="80"/>
+              <w:left w:type="dxa" w:w="100"/>
+              <w:bottom w:type="dxa" w:w="80"/>
+              <w:right w:type="dxa" w:w="100"/>
+            </w:tcMar>
+          </w:tcPr>
+          <w:p>
+            <w:r>
+              <w:rPr>
+                <w:rFonts w:ascii="Calibri" w:cs="Calibri" w:eastAsia="Calibri" w:hAnsi="Calibri"/>
+                <w:b/>
+                <w:bCs/>
+                <w:color w:val="FFFFFF"/>
+                <w:sz w:val="19"/>
+                <w:szCs w:val="19"/>
+              </w:rPr>
+              <w:t xml:space="preserve">Ответ</w:t>
+            </w:r>
+          </w:p>
+        </w:tc>
+      </w:tr>
+      <w:tr>
+        <w:tc>
+          <w:tcPr>
+            <w:tcW w:type="dxa" w:w="2600"/>
+            <w:tcMar>
+              <w:top w:type="dxa" w:w="80"/>
+              <w:left w:type="dxa" w:w="100"/>
+              <w:bottom w:type="dxa" w:w="80"/>
+              <w:right w:type="dxa" w:w="100"/>
+            </w:tcMar>
+          </w:tcPr>
+          <w:p>
+            <w:r>
+              <w:rPr>
+                <w:rFonts w:ascii="Calibri" w:cs="Calibri" w:eastAsia="Calibri" w:hAnsi="Calibri"/>
+                <w:b w:val="false"/>
+                <w:bCs w:val="false"/>
+                <w:color w:val="111111"/>
+                <w:sz w:val="19"/>
+                <w:szCs w:val="19"/>
+              </w:rPr>
+              <w:t xml:space="preserve">Поля по теме</w:t>
+            </w:r>
+          </w:p>
+        </w:tc>
+        <w:tc>
+          <w:tcPr>
+            <w:tcW w:type="dxa" w:w="6800"/>
+            <w:tcMar>
+              <w:top w:type="dxa" w:w="80"/>
+              <w:left w:type="dxa" w:w="100"/>
+              <w:bottom w:type="dxa" w:w="80"/>
+              <w:right w:type="dxa" w:w="100"/>
+            </w:tcMar>
+          </w:tcPr>
+          <w:p>
+            <w:r>
+              <w:rPr>
+                <w:rFonts w:ascii="Calibri" w:cs="Calibri" w:eastAsia="Calibri" w:hAnsi="Calibri"/>
+                <w:b w:val="false"/>
+                <w:bCs w:val="false"/>
+                <w:color w:val="111111"/>
+                <w:sz w:val="19"/>
+                <w:szCs w:val="19"/>
+              </w:rPr>
+              <w:t xml:space="preserve">Дата начала бытования типа (DateStart) и дата конца (DateEnd). Фильтрация — по дате начала.</w:t>
+            </w:r>
+          </w:p>
+        </w:tc>
+      </w:tr>
+      <w:tr>
+        <w:tc>
+          <w:tcPr>
+            <w:tcW w:type="dxa" w:w="2600"/>
+            <w:tcMar>
+              <w:top w:type="dxa" w:w="80"/>
+              <w:left w:type="dxa" w:w="100"/>
+              <w:bottom w:type="dxa" w:w="80"/>
+              <w:right w:type="dxa" w:w="100"/>
+            </w:tcMar>
+          </w:tcPr>
+          <w:p>
+            <w:r>
+              <w:rPr>
+                <w:rFonts w:ascii="Calibri" w:cs="Calibri" w:eastAsia="Calibri" w:hAnsi="Calibri"/>
+                <w:b w:val="false"/>
+                <w:bCs w:val="false"/>
+                <w:color w:val="111111"/>
+                <w:sz w:val="19"/>
+                <w:szCs w:val="19"/>
+              </w:rPr>
+              <w:t xml:space="preserve">Названия в коде</w:t>
+            </w:r>
+          </w:p>
+        </w:tc>
+        <w:tc>
+          <w:tcPr>
+            <w:tcW w:type="dxa" w:w="6800"/>
+            <w:tcMar>
+              <w:top w:type="dxa" w:w="80"/>
+              <w:left w:type="dxa" w:w="100"/>
+              <w:bottom w:type="dxa" w:w="80"/>
+              <w:right w:type="dxa" w:w="100"/>
+            </w:tcMar>
+          </w:tcPr>
+          <w:p>
+            <w:r>
+              <w:rPr>
+                <w:rFonts w:ascii="Calibri" w:cs="Calibri" w:eastAsia="Calibri" w:hAnsi="Calibri"/>
+                <w:b w:val="false"/>
+                <w:bCs w:val="false"/>
+                <w:color w:val="111111"/>
+                <w:sz w:val="19"/>
+                <w:szCs w:val="19"/>
+              </w:rPr>
+              <w:t xml:space="preserve">import_categories — так называются коллекция, файлы, URL и будущая таблица в БД.</w:t>
+            </w:r>
+          </w:p>
+        </w:tc>
+      </w:tr>
+      <w:tr>
+        <w:tc>
+          <w:tcPr>
+            <w:tcW w:type="dxa" w:w="2600"/>
+            <w:tcMar>
+              <w:top w:type="dxa" w:w="80"/>
+              <w:left w:type="dxa" w:w="100"/>
+              <w:bottom w:type="dxa" w:w="80"/>
+              <w:right w:type="dxa" w:w="100"/>
+            </w:tcMar>
+          </w:tcPr>
+          <w:p>
+            <w:r>
+              <w:rPr>
+                <w:rFonts w:ascii="Calibri" w:cs="Calibri" w:eastAsia="Calibri" w:hAnsi="Calibri"/>
+                <w:b w:val="false"/>
+                <w:bCs w:val="false"/>
+                <w:color w:val="111111"/>
+                <w:sz w:val="19"/>
+                <w:szCs w:val="19"/>
+              </w:rPr>
+              <w:t xml:space="preserve">Цвета: кнопка</w:t>
+            </w:r>
+          </w:p>
+        </w:tc>
+        <w:tc>
+          <w:tcPr>
+            <w:tcW w:type="dxa" w:w="6800"/>
+            <w:tcMar>
+              <w:top w:type="dxa" w:w="80"/>
+              <w:left w:type="dxa" w:w="100"/>
+              <w:bottom w:type="dxa" w:w="80"/>
+              <w:right w:type="dxa" w:w="100"/>
+            </w:tcMar>
+          </w:tcPr>
+          <w:p>
+            <w:r>
+              <w:rPr>
+                <w:rFonts w:ascii="Calibri" w:cs="Calibri" w:eastAsia="Calibri" w:hAnsi="Calibri"/>
+                <w:b w:val="false"/>
+                <w:bCs w:val="false"/>
+                <w:color w:val="111111"/>
+                <w:sz w:val="19"/>
+                <w:szCs w:val="19"/>
+              </w:rPr>
+              <w:t xml:space="preserve">#FECF00, текст на ней #1A1A1A, радиус 999 px, высота 46 px</w:t>
+            </w:r>
+          </w:p>
+        </w:tc>
+      </w:tr>
+      <w:tr>
+        <w:tc>
+          <w:tcPr>
+            <w:tcW w:type="dxa" w:w="2600"/>
+            <w:tcMar>
+              <w:top w:type="dxa" w:w="80"/>
+              <w:left w:type="dxa" w:w="100"/>
+              <w:bottom w:type="dxa" w:w="80"/>
+              <w:right w:type="dxa" w:w="100"/>
+            </w:tcMar>
+          </w:tcPr>
+          <w:p>
+            <w:r>
+              <w:rPr>
+                <w:rFonts w:ascii="Calibri" w:cs="Calibri" w:eastAsia="Calibri" w:hAnsi="Calibri"/>
+                <w:b w:val="false"/>
+                <w:bCs w:val="false"/>
+                <w:color w:val="111111"/>
+                <w:sz w:val="19"/>
+                <w:szCs w:val="19"/>
+              </w:rPr>
+              <w:t xml:space="preserve">Цвета: фон</w:t>
+            </w:r>
+          </w:p>
+        </w:tc>
+        <w:tc>
+          <w:tcPr>
+            <w:tcW w:type="dxa" w:w="6800"/>
+            <w:tcMar>
+              <w:top w:type="dxa" w:w="80"/>
+              <w:left w:type="dxa" w:w="100"/>
+              <w:bottom w:type="dxa" w:w="80"/>
+              <w:right w:type="dxa" w:w="100"/>
+            </w:tcMar>
+          </w:tcPr>
+          <w:p>
+            <w:r>
+              <w:rPr>
+                <w:rFonts w:ascii="Calibri" w:cs="Calibri" w:eastAsia="Calibri" w:hAnsi="Calibri"/>
+                <w:b w:val="false"/>
+                <w:bCs w:val="false"/>
+                <w:color w:val="111111"/>
+                <w:sz w:val="19"/>
+                <w:szCs w:val="19"/>
+              </w:rPr>
+              <w:t xml:space="preserve">#111110 (в основе графит Arzamas #1A1A1A)</w:t>
+            </w:r>
+          </w:p>
+        </w:tc>
+      </w:tr>
+      <w:tr>
+        <w:tc>
+          <w:tcPr>
+            <w:tcW w:type="dxa" w:w="2600"/>
+            <w:tcMar>
+              <w:top w:type="dxa" w:w="80"/>
+              <w:left w:type="dxa" w:w="100"/>
+              <w:bottom w:type="dxa" w:w="80"/>
+              <w:right w:type="dxa" w:w="100"/>
+            </w:tcMar>
+          </w:tcPr>
+          <w:p>
+            <w:r>
+              <w:rPr>
+                <w:rFonts w:ascii="Calibri" w:cs="Calibri" w:eastAsia="Calibri" w:hAnsi="Calibri"/>
+                <w:b w:val="false"/>
+                <w:bCs w:val="false"/>
+                <w:color w:val="111111"/>
+                <w:sz w:val="19"/>
+                <w:szCs w:val="19"/>
+              </w:rPr>
+              <w:t xml:space="preserve">Цвета: текст</w:t>
+            </w:r>
+          </w:p>
+        </w:tc>
+        <w:tc>
+          <w:tcPr>
+            <w:tcW w:type="dxa" w:w="6800"/>
+            <w:tcMar>
+              <w:top w:type="dxa" w:w="80"/>
+              <w:left w:type="dxa" w:w="100"/>
+              <w:bottom w:type="dxa" w:w="80"/>
+              <w:right w:type="dxa" w:w="100"/>
+            </w:tcMar>
+          </w:tcPr>
+          <w:p>
+            <w:r>
+              <w:rPr>
+                <w:rFonts w:ascii="Calibri" w:cs="Calibri" w:eastAsia="Calibri" w:hAnsi="Calibri"/>
+                <w:b w:val="false"/>
+                <w:bCs w:val="false"/>
+                <w:color w:val="111111"/>
+                <w:sz w:val="19"/>
+                <w:szCs w:val="19"/>
+              </w:rPr>
+              <w:t xml:space="preserve">#E8E8E1 на тёмном фоне, #1A1A1A на светлом</w:t>
+            </w:r>
+          </w:p>
+        </w:tc>
+      </w:tr>
+      <w:tr>
+        <w:tc>
+          <w:tcPr>
+            <w:tcW w:type="dxa" w:w="2600"/>
+            <w:tcMar>
+              <w:top w:type="dxa" w:w="80"/>
+              <w:left w:type="dxa" w:w="100"/>
+              <w:bottom w:type="dxa" w:w="80"/>
+              <w:right w:type="dxa" w:w="100"/>
+            </w:tcMar>
+          </w:tcPr>
+          <w:p>
+            <w:r>
+              <w:rPr>
+                <w:rFonts w:ascii="Calibri" w:cs="Calibri" w:eastAsia="Calibri" w:hAnsi="Calibri"/>
+                <w:b w:val="false"/>
+                <w:bCs w:val="false"/>
+                <w:color w:val="111111"/>
+                <w:sz w:val="19"/>
+                <w:szCs w:val="19"/>
+              </w:rPr>
+              <w:t xml:space="preserve">Цвета: карточка</w:t>
+            </w:r>
+          </w:p>
+        </w:tc>
+        <w:tc>
+          <w:tcPr>
+            <w:tcW w:type="dxa" w:w="6800"/>
+            <w:tcMar>
+              <w:top w:type="dxa" w:w="80"/>
+              <w:left w:type="dxa" w:w="100"/>
+              <w:bottom w:type="dxa" w:w="80"/>
+              <w:right w:type="dxa" w:w="100"/>
+            </w:tcMar>
+          </w:tcPr>
+          <w:p>
+            <w:r>
+              <w:rPr>
+                <w:rFonts w:ascii="Calibri" w:cs="Calibri" w:eastAsia="Calibri" w:hAnsi="Calibri"/>
+                <w:b w:val="false"/>
+                <w:bCs w:val="false"/>
+                <w:color w:val="111111"/>
+                <w:sz w:val="19"/>
+                <w:szCs w:val="19"/>
+              </w:rPr>
+              <w:t xml:space="preserve">фон #E8E8E1, радиус 20 px, тень при наведении</w:t>
+            </w:r>
+          </w:p>
+        </w:tc>
+      </w:tr>
+      <w:tr>
+        <w:tc>
+          <w:tcPr>
+            <w:tcW w:type="dxa" w:w="2600"/>
+            <w:tcMar>
+              <w:top w:type="dxa" w:w="80"/>
+              <w:left w:type="dxa" w:w="100"/>
+              <w:bottom w:type="dxa" w:w="80"/>
+              <w:right w:type="dxa" w:w="100"/>
+            </w:tcMar>
+          </w:tcPr>
+          <w:p>
+            <w:r>
+              <w:rPr>
+                <w:rFonts w:ascii="Calibri" w:cs="Calibri" w:eastAsia="Calibri" w:hAnsi="Calibri"/>
+                <w:b w:val="false"/>
+                <w:bCs w:val="false"/>
+                <w:color w:val="111111"/>
+                <w:sz w:val="19"/>
+                <w:szCs w:val="19"/>
+              </w:rPr>
+              <w:t xml:space="preserve">Цвета: панель навигации</w:t>
+            </w:r>
+          </w:p>
+        </w:tc>
+        <w:tc>
+          <w:tcPr>
+            <w:tcW w:type="dxa" w:w="6800"/>
+            <w:tcMar>
+              <w:top w:type="dxa" w:w="80"/>
+              <w:left w:type="dxa" w:w="100"/>
+              <w:bottom w:type="dxa" w:w="80"/>
+              <w:right w:type="dxa" w:w="100"/>
+            </w:tcMar>
+          </w:tcPr>
+          <w:p>
+            <w:r>
+              <w:rPr>
+                <w:rFonts w:ascii="Calibri" w:cs="Calibri" w:eastAsia="Calibri" w:hAnsi="Calibri"/>
+                <w:b w:val="false"/>
+                <w:bCs w:val="false"/>
+                <w:color w:val="111111"/>
+                <w:sz w:val="19"/>
+                <w:szCs w:val="19"/>
+              </w:rPr>
+              <w:t xml:space="preserve">rgba(17,17,16,0.94), активный пункт #FECF00, неактивный #B8B8A8</w:t>
+            </w:r>
+          </w:p>
+        </w:tc>
+      </w:tr>
+    </w:tbl>
     <w:p>
       <w:pPr>
         <w:pStyle w:val="Heading1"/>
@@ -158,7 +550,7 @@
           <w:bCs/>
           <w:color w:val="1A1A1A"/>
         </w:rPr>
-        <w:t xml:space="preserve">2. Архитектура: паттерн MVT</w:t>
+        <w:t xml:space="preserve">2. Что сделано (30 секунд на словах)</w:t>
       </w:r>
     </w:p>
     <w:p>
@@ -173,7 +565,70 @@
           <w:i w:val="false"/>
           <w:iCs w:val="false"/>
         </w:rPr>
-        <w:t xml:space="preserve">MVT (Model – View – Template) — вариант MVC, принятый в Go/Django-подобных фреймворках. Разница с классическим MVC в терминологии: то, что в MVC называется «контроллером», здесь называют «View» (обработчик запроса), а «представление» вынесено в отдельный слой «Template».</w:t>
+        <w:t xml:space="preserve">Мобильное веб-приложение на Go с тремя страницами: «Лента» (полноэкранное видео категории импорта, параметры и иконки в правом рельсе, описание в две строки с раскрытием «Ещё»), «Добавление» (пустая форма — сохранение появится в ЛР3) и «Плитка» (список категорий с фильтром-календарём по дате начала). Данные пока хранятся в памяти сервера массивом структур — база данных подключится в ЛР2. Медиа отдаются через отдельное S3-совместимое хранилище MinIO. Стиль интерфейса скопирован с arzamas.academy.</w:t>
+      </w:r>
+    </w:p>
+    <w:p>
+      <w:pPr>
+        <w:pStyle w:val="Heading2"/>
+        <w:spacing w:after="120" w:before="260"/>
+      </w:pPr>
+      <w:r>
+        <w:rPr>
+          <w:rFonts w:ascii="Calibri" w:cs="Calibri" w:eastAsia="Calibri" w:hAnsi="Calibri"/>
+          <w:b/>
+          <w:bCs/>
+          <w:color w:val="1A1A1A"/>
+        </w:rPr>
+        <w:t xml:space="preserve">Ключевая мысль, которую нужно произнести</w:t>
+      </w:r>
+    </w:p>
+    <w:p>
+      <w:pPr>
+        <w:spacing w:after="140" w:line="300"/>
+      </w:pPr>
+      <w:r>
+        <w:rPr>
+          <w:rFonts w:ascii="Calibri" w:cs="Calibri" w:eastAsia="Calibri" w:hAnsi="Calibri"/>
+          <w:b w:val="false"/>
+          <w:bCs w:val="false"/>
+          <w:i w:val="false"/>
+          <w:iCs w:val="false"/>
+        </w:rPr>
+        <w:t xml:space="preserve">«Услуга» в моём варианте — не физический товар, а категория импортных находок, потому что тема историко-археологическая. Поэтому у категории есть центр производства, регион-поставщик и две даты — начало и конец бытования типа, а не цена и производитель.</w:t>
+      </w:r>
+    </w:p>
+    <w:p>
+      <w:pPr>
+        <w:pStyle w:val="Heading1"/>
+        <w:pBdr>
+          <w:bottom w:val="single" w:color="B8860B" w:sz="6"/>
+        </w:pBdr>
+        <w:spacing w:after="160" w:before="360"/>
+      </w:pPr>
+      <w:r>
+        <w:rPr>
+          <w:rFonts w:ascii="Calibri" w:cs="Calibri" w:eastAsia="Calibri" w:hAnsi="Calibri"/>
+          <w:b/>
+          <w:bCs/>
+          <w:color w:val="1A1A1A"/>
+        </w:rPr>
+        <w:t xml:space="preserve">3. Архитектура: паттерн MVT</w:t>
+      </w:r>
+    </w:p>
+    <w:p>
+      <w:pPr>
+        <w:spacing w:after="140" w:line="300"/>
+      </w:pPr>
+      <w:r>
+        <w:rPr>
+          <w:rFonts w:ascii="Calibri" w:cs="Calibri" w:eastAsia="Calibri" w:hAnsi="Calibri"/>
+          <w:b w:val="false"/>
+          <w:bCs w:val="false"/>
+          <w:i w:val="false"/>
+          <w:iCs w:val="false"/>
+        </w:rPr>
+        <w:t xml:space="preserve">MVT (Model – View – Template) — вариант MVC, принятый в Go/Django-подобных фреймворках. То, что в MVC называется «контроллером», здесь называют «View» (обработчик запроса), а представление вынесено в отдельный слой «Template».</w:t>
       </w:r>
     </w:p>
     <w:tbl>
@@ -189,9 +644,9 @@
         </w:tblBorders>
       </w:tblPr>
       <w:tblGrid>
-        <w:gridCol w:w="2200"/>
-        <w:gridCol w:w="4600"/>
-        <w:gridCol w:w="3600"/>
+        <w:gridCol w:w="2000"/>
+        <w:gridCol w:w="4200"/>
+        <w:gridCol w:w="4200"/>
       </w:tblGrid>
       <w:tr>
         <w:trPr>
@@ -199,7 +654,7 @@
         </w:trPr>
         <w:tc>
           <w:tcPr>
-            <w:tcW w:type="dxa" w:w="2200"/>
+            <w:tcW w:type="dxa" w:w="2000"/>
             <w:shd w:fill="1A1A1A" w:val="clear"/>
             <w:tcMar>
               <w:top w:type="dxa" w:w="80"/>
@@ -224,7 +679,7 @@
         </w:tc>
         <w:tc>
           <w:tcPr>
-            <w:tcW w:type="dxa" w:w="4600"/>
+            <w:tcW w:type="dxa" w:w="4200"/>
             <w:shd w:fill="1A1A1A" w:val="clear"/>
             <w:tcMar>
               <w:top w:type="dxa" w:w="80"/>
@@ -249,7 +704,7 @@
         </w:tc>
         <w:tc>
           <w:tcPr>
-            <w:tcW w:type="dxa" w:w="3600"/>
+            <w:tcW w:type="dxa" w:w="4200"/>
             <w:shd w:fill="1A1A1A" w:val="clear"/>
             <w:tcMar>
               <w:top w:type="dxa" w:w="80"/>
@@ -276,7 +731,7 @@
       <w:tr>
         <w:tc>
           <w:tcPr>
-            <w:tcW w:type="dxa" w:w="2200"/>
+            <w:tcW w:type="dxa" w:w="2000"/>
             <w:tcMar>
               <w:top w:type="dxa" w:w="80"/>
               <w:left w:type="dxa" w:w="100"/>
@@ -300,7 +755,7 @@
         </w:tc>
         <w:tc>
           <w:tcPr>
-            <w:tcW w:type="dxa" w:w="4600"/>
+            <w:tcW w:type="dxa" w:w="4200"/>
             <w:tcMar>
               <w:top w:type="dxa" w:w="80"/>
               <w:left w:type="dxa" w:w="100"/>
@@ -324,26 +779,26 @@
         </w:tc>
         <w:tc>
           <w:tcPr>
-            <w:tcW w:type="dxa" w:w="3600"/>
-            <w:tcMar>
-              <w:top w:type="dxa" w:w="80"/>
-              <w:left w:type="dxa" w:w="100"/>
-              <w:bottom w:type="dxa" w:w="80"/>
-              <w:right w:type="dxa" w:w="100"/>
-            </w:tcMar>
-          </w:tcPr>
-          <w:p>
-            <w:r>
-              <w:rPr>
-                <w:rFonts w:ascii="Calibri" w:cs="Calibri" w:eastAsia="Calibri" w:hAnsi="Calibri"/>
-                <w:b w:val="false"/>
-                <w:bCs w:val="false"/>
-                <w:color w:val="111111"/>
-                <w:sz w:val="19"/>
-                <w:szCs w:val="19"/>
-              </w:rPr>
-              <w:t xml:space="preserve">internal/app/ds/service.go
-internal/app/repository/*.go</w:t>
+            <w:tcW w:type="dxa" w:w="4200"/>
+            <w:tcMar>
+              <w:top w:type="dxa" w:w="80"/>
+              <w:left w:type="dxa" w:w="100"/>
+              <w:bottom w:type="dxa" w:w="80"/>
+              <w:right w:type="dxa" w:w="100"/>
+            </w:tcMar>
+          </w:tcPr>
+          <w:p>
+            <w:r>
+              <w:rPr>
+                <w:rFonts w:ascii="Calibri" w:cs="Calibri" w:eastAsia="Calibri" w:hAnsi="Calibri"/>
+                <w:b w:val="false"/>
+                <w:bCs w:val="false"/>
+                <w:color w:val="111111"/>
+                <w:sz w:val="19"/>
+                <w:szCs w:val="19"/>
+              </w:rPr>
+              <w:t xml:space="preserve">internal/app/ds/import_category.go
+internal/app/repository/import_categories*.go</w:t>
             </w:r>
           </w:p>
         </w:tc>
@@ -351,7 +806,7 @@
       <w:tr>
         <w:tc>
           <w:tcPr>
-            <w:tcW w:type="dxa" w:w="2200"/>
+            <w:tcW w:type="dxa" w:w="2000"/>
             <w:tcMar>
               <w:top w:type="dxa" w:w="80"/>
               <w:left w:type="dxa" w:w="100"/>
@@ -375,7 +830,7 @@
         </w:tc>
         <w:tc>
           <w:tcPr>
-            <w:tcW w:type="dxa" w:w="4600"/>
+            <w:tcW w:type="dxa" w:w="4200"/>
             <w:tcMar>
               <w:top w:type="dxa" w:w="80"/>
               <w:left w:type="dxa" w:w="100"/>
@@ -399,25 +854,25 @@
         </w:tc>
         <w:tc>
           <w:tcPr>
-            <w:tcW w:type="dxa" w:w="3600"/>
-            <w:tcMar>
-              <w:top w:type="dxa" w:w="80"/>
-              <w:left w:type="dxa" w:w="100"/>
-              <w:bottom w:type="dxa" w:w="80"/>
-              <w:right w:type="dxa" w:w="100"/>
-            </w:tcMar>
-          </w:tcPr>
-          <w:p>
-            <w:r>
-              <w:rPr>
-                <w:rFonts w:ascii="Calibri" w:cs="Calibri" w:eastAsia="Calibri" w:hAnsi="Calibri"/>
-                <w:b w:val="false"/>
-                <w:bCs w:val="false"/>
-                <w:color w:val="111111"/>
-                <w:sz w:val="19"/>
-                <w:szCs w:val="19"/>
-              </w:rPr>
-              <w:t xml:space="preserve">internal/app/handler/handler.go</w:t>
+            <w:tcW w:type="dxa" w:w="4200"/>
+            <w:tcMar>
+              <w:top w:type="dxa" w:w="80"/>
+              <w:left w:type="dxa" w:w="100"/>
+              <w:bottom w:type="dxa" w:w="80"/>
+              <w:right w:type="dxa" w:w="100"/>
+            </w:tcMar>
+          </w:tcPr>
+          <w:p>
+            <w:r>
+              <w:rPr>
+                <w:rFonts w:ascii="Calibri" w:cs="Calibri" w:eastAsia="Calibri" w:hAnsi="Calibri"/>
+                <w:b w:val="false"/>
+                <w:bCs w:val="false"/>
+                <w:color w:val="111111"/>
+                <w:sz w:val="19"/>
+                <w:szCs w:val="19"/>
+              </w:rPr>
+              <w:t xml:space="preserve">internal/app/handler/import_categories.go</w:t>
             </w:r>
           </w:p>
         </w:tc>
@@ -425,7 +880,7 @@
       <w:tr>
         <w:tc>
           <w:tcPr>
-            <w:tcW w:type="dxa" w:w="2200"/>
+            <w:tcW w:type="dxa" w:w="2000"/>
             <w:tcMar>
               <w:top w:type="dxa" w:w="80"/>
               <w:left w:type="dxa" w:w="100"/>
@@ -449,7 +904,7 @@
         </w:tc>
         <w:tc>
           <w:tcPr>
-            <w:tcW w:type="dxa" w:w="4600"/>
+            <w:tcW w:type="dxa" w:w="4200"/>
             <w:tcMar>
               <w:top w:type="dxa" w:w="80"/>
               <w:left w:type="dxa" w:w="100"/>
@@ -473,25 +928,25 @@
         </w:tc>
         <w:tc>
           <w:tcPr>
-            <w:tcW w:type="dxa" w:w="3600"/>
-            <w:tcMar>
-              <w:top w:type="dxa" w:w="80"/>
-              <w:left w:type="dxa" w:w="100"/>
-              <w:bottom w:type="dxa" w:w="80"/>
-              <w:right w:type="dxa" w:w="100"/>
-            </w:tcMar>
-          </w:tcPr>
-          <w:p>
-            <w:r>
-              <w:rPr>
-                <w:rFonts w:ascii="Calibri" w:cs="Calibri" w:eastAsia="Calibri" w:hAnsi="Calibri"/>
-                <w:b w:val="false"/>
-                <w:bCs w:val="false"/>
-                <w:color w:val="111111"/>
-                <w:sz w:val="19"/>
-                <w:szCs w:val="19"/>
-              </w:rPr>
-              <w:t xml:space="preserve">templates/*.html</w:t>
+            <w:tcW w:type="dxa" w:w="4200"/>
+            <w:tcMar>
+              <w:top w:type="dxa" w:w="80"/>
+              <w:left w:type="dxa" w:w="100"/>
+              <w:bottom w:type="dxa" w:w="80"/>
+              <w:right w:type="dxa" w:w="100"/>
+            </w:tcMar>
+          </w:tcPr>
+          <w:p>
+            <w:r>
+              <w:rPr>
+                <w:rFonts w:ascii="Calibri" w:cs="Calibri" w:eastAsia="Calibri" w:hAnsi="Calibri"/>
+                <w:b w:val="false"/>
+                <w:bCs w:val="false"/>
+                <w:color w:val="111111"/>
+                <w:sz w:val="19"/>
+                <w:szCs w:val="19"/>
+              </w:rPr>
+              <w:t xml:space="preserve">templates/import_category*.html</w:t>
             </w:r>
           </w:p>
         </w:tc>
@@ -524,7 +979,7 @@
           <w:i w:val="false"/>
           <w:iCs w:val="false"/>
         </w:rPr>
-        <w:t xml:space="preserve">Соответствие MVC (если преподаватель спросит именно так): Controller = маршрутизатор Gin внутри RegisterHandler (сопоставляет URL и функцию-обработчик); Model = ImportCategory + Repository; View = HTML-шаблоны + CSS. То есть по факту слой «View» в MVT и «Controller» в MVC — это один и тот же код (internal/app/handler), просто в MVT ему приписывают роль вида, а роль контроллера негласно берёт на себя роутер фреймворка.</w:t>
+        <w:t xml:space="preserve">Соответствие MVC: Controller — маршрутизатор Gin внутри RegisterHandler; Model — ImportCategory и Repository; View — HTML-шаблоны плюс CSS.</w:t>
       </w:r>
     </w:p>
     <w:p>
@@ -539,7 +994,7 @@
           <w:bCs/>
           <w:color w:val="1A1A1A"/>
         </w:rPr>
-        <w:t xml:space="preserve">Путь одного запроса (проговорить как последовательность)</w:t>
+        <w:t xml:space="preserve">Путь одного запроса</w:t>
       </w:r>
     </w:p>
     <w:p>
@@ -555,7 +1010,7 @@
         <w:rPr>
           <w:rFonts w:ascii="Calibri" w:cs="Calibri" w:eastAsia="Calibri" w:hAnsi="Calibri"/>
         </w:rPr>
-        <w:t xml:space="preserve">Браузер делает GET /feed/3.</w:t>
+        <w:t xml:space="preserve">Браузер делает GET /import_categories/feed/3.</w:t>
       </w:r>
     </w:p>
     <w:p>
@@ -571,7 +1026,7 @@
         <w:rPr>
           <w:rFonts w:ascii="Calibri" w:cs="Calibri" w:eastAsia="Calibri" w:hAnsi="Calibri"/>
         </w:rPr>
-        <w:t xml:space="preserve">Gin по таблице маршрутов (RegisterHandler) находит функцию Handler.FeedPage.</w:t>
+        <w:t xml:space="preserve">Gin по таблице маршрутов (RegisterHandler) находит функцию Handler.ImportCategoryFeed.</w:t>
       </w:r>
     </w:p>
     <w:p>
@@ -587,7 +1042,7 @@
         <w:rPr>
           <w:rFonts w:ascii="Calibri" w:cs="Calibri" w:eastAsia="Calibri" w:hAnsi="Calibri"/>
         </w:rPr>
-        <w:t xml:space="preserve">FeedPage парсит :id, вызывает Repository.GetByID(3) — это поход в Model.</w:t>
+        <w:t xml:space="preserve">Она парсит :id и вызывает Repository.ImportCategoryByID(3) — это поход в Model.</w:t>
       </w:r>
     </w:p>
     <w:p>
@@ -603,7 +1058,7 @@
         <w:rPr>
           <w:rFonts w:ascii="Calibri" w:cs="Calibri" w:eastAsia="Calibri" w:hAnsi="Calibri"/>
         </w:rPr>
-        <w:t xml:space="preserve">Repository ищет в массиве categories запись с ID=3 и статусом published; если её нет — возвращает ошибку.</w:t>
+        <w:t xml:space="preserve">Репозиторий ищет в массиве запись с ID=3 и статусом active.</w:t>
       </w:r>
     </w:p>
     <w:p>
@@ -619,7 +1074,7 @@
         <w:rPr>
           <w:rFonts w:ascii="Calibri" w:cs="Calibri" w:eastAsia="Calibri" w:hAnsi="Calibri"/>
         </w:rPr>
-        <w:t xml:space="preserve">Handler кладёт результат в gin.H{...} и вызывает c.HTML(200, "feed.html", data) — это обращение к Template.</w:t>
+        <w:t xml:space="preserve">Обработчик кладёт результат в gin.H и вызывает c.HTML(200, "import_category.html", data) — обращение к Template.</w:t>
       </w:r>
     </w:p>
     <w:p>
@@ -635,23 +1090,7 @@
         <w:rPr>
           <w:rFonts w:ascii="Calibri" w:cs="Calibri" w:eastAsia="Calibri" w:hAnsi="Calibri"/>
         </w:rPr>
-        <w:t xml:space="preserve">html/template подставляет данные в HTML, экранирует их и отдаёт готовую страницу браузеру.</w:t>
-      </w:r>
-    </w:p>
-    <w:p>
-      <w:pPr>
-        <w:pStyle w:val="ListParagraph"/>
-        <w:numPr>
-          <w:ilvl w:val="0"/>
-          <w:numId w:val="1"/>
-        </w:numPr>
-        <w:spacing w:after="80" w:line="280"/>
-      </w:pPr>
-      <w:r>
-        <w:rPr>
-          <w:rFonts w:ascii="Calibri" w:cs="Calibri" w:eastAsia="Calibri" w:hAnsi="Calibri"/>
-        </w:rPr>
-        <w:t xml:space="preserve">Если категории с таким ID нет или она черновик/удалена — рендерится error.html с кодом 404.</w:t>
+        <w:t xml:space="preserve">html/template подставляет данные, экранирует их и отдаёт готовую страницу.</w:t>
       </w:r>
     </w:p>
     <w:p>
@@ -669,7 +1108,67 @@
           <w:bCs/>
           <w:color w:val="1A1A1A"/>
         </w:rPr>
-        <w:t xml:space="preserve">3. Структура проекта</w:t>
+        <w:t xml:space="preserve">4. Поля предметной области и даты до нашей эры</w:t>
+      </w:r>
+    </w:p>
+    <w:p>
+      <w:pPr>
+        <w:spacing w:after="140" w:line="300"/>
+      </w:pPr>
+      <w:r>
+        <w:rPr>
+          <w:rFonts w:ascii="Calibri" w:cs="Calibri" w:eastAsia="Calibri" w:hAnsi="Calibri"/>
+          <w:b w:val="false"/>
+          <w:bCs w:val="false"/>
+          <w:i w:val="false"/>
+          <w:iCs w:val="false"/>
+        </w:rPr>
+        <w:t xml:space="preserve">Два поля по теме — DateStart и DateEnd, обе типа time.Time: дата начала и дата конца бытования типа импортных товаров. Например, аттическая чернофигурная керамика бытует с 620 по 480 г. до н. э.</w:t>
+      </w:r>
+    </w:p>
+    <w:p>
+      <w:pPr>
+        <w:pStyle w:val="Heading2"/>
+        <w:spacing w:after="120" w:before="260"/>
+      </w:pPr>
+      <w:r>
+        <w:rPr>
+          <w:rFonts w:ascii="Calibri" w:cs="Calibri" w:eastAsia="Calibri" w:hAnsi="Calibri"/>
+          <w:b/>
+          <w:bCs/>
+          <w:color w:val="1A1A1A"/>
+        </w:rPr>
+        <w:t xml:space="preserve">Важное место, которое стоит объяснить самому, не дожидаясь вопроса</w:t>
+      </w:r>
+    </w:p>
+    <w:p>
+      <w:pPr>
+        <w:spacing w:after="140" w:line="300"/>
+      </w:pPr>
+      <w:r>
+        <w:rPr>
+          <w:rFonts w:ascii="Calibri" w:cs="Calibri" w:eastAsia="Calibri" w:hAnsi="Calibri"/>
+          <w:b w:val="false"/>
+          <w:bCs w:val="false"/>
+          <w:i w:val="false"/>
+          <w:iCs w:val="false"/>
+        </w:rPr>
+        <w:t xml:space="preserve">Все датировки варианта относятся к эпохе до нашей эры, а HTML-поле input type=date не принимает отрицательный год — календарь просто не умеет показывать годы до н. э. Поэтому год до н. э. хранится положительным числом: 0620-01-01 читается как «620 г. до н. э.». В коде для этого есть конструктор ds.BCE(620), а в интерфейсе под фильтром и под полями формы стоит подпись-пояснение.</w:t>
+      </w:r>
+    </w:p>
+    <w:p>
+      <w:pPr>
+        <w:spacing w:after="140" w:line="300"/>
+      </w:pPr>
+      <w:r>
+        <w:rPr>
+          <w:rFonts w:ascii="Calibri" w:cs="Calibri" w:eastAsia="Calibri" w:hAnsi="Calibri"/>
+          <w:b w:val="false"/>
+          <w:bCs w:val="false"/>
+          <w:i w:val="false"/>
+          <w:iCs w:val="false"/>
+        </w:rPr>
+        <w:t xml:space="preserve">Прямое следствие: чем больше хранимая дата, тем раньше событие на шкале времени. Поэтому сравнения в фильтре и сортировке инвертированы, и каждое такое место помечено комментарием в коде. Это осознанное решение, а не ошибка — именно так и стоит сказать.</w:t>
       </w:r>
     </w:p>
     <w:p>
@@ -685,7 +1184,7 @@
           <w:sz w:val="19"/>
           <w:szCs w:val="19"/>
         </w:rPr>
-        <w:t xml:space="preserve">cmd/main/main.go                 точка входа — вызывает api.StartServer()</w:t>
+        <w:t xml:space="preserve">// ds.BCE собирает дату по году до нашей эры</w:t>
       </w:r>
     </w:p>
     <w:p>
@@ -701,7 +1200,7 @@
           <w:sz w:val="19"/>
           <w:szCs w:val="19"/>
         </w:rPr>
-        <w:t xml:space="preserve">internal/</w:t>
+        <w:t xml:space="preserve">func BCE(year int) time.Time {</w:t>
       </w:r>
     </w:p>
     <w:p>
@@ -717,7 +1216,7 @@
           <w:sz w:val="19"/>
           <w:szCs w:val="19"/>
         </w:rPr>
-        <w:t xml:space="preserve">  api/server.go                  конфигурация, шаблоны, статика, роутинг</w:t>
+        <w:t xml:space="preserve">    return time.Date(year, time.January, 1, 0, 0, 0, 0, time.UTC)</w:t>
       </w:r>
     </w:p>
     <w:p>
@@ -733,7 +1232,7 @@
           <w:sz w:val="19"/>
           <w:szCs w:val="19"/>
         </w:rPr>
-        <w:t xml:space="preserve">  app/ds/service.go              структуры предметной области (Model)</w:t>
+        <w:t xml:space="preserve">}</w:t>
       </w:r>
     </w:p>
     <w:p>
@@ -749,7 +1248,7 @@
           <w:sz w:val="19"/>
           <w:szCs w:val="19"/>
         </w:rPr>
-        <w:t xml:space="preserve">  app/repository/data.go         сама коллекция услуг (16 записей)</w:t>
+        <w:t xml:space="preserve"> </w:t>
       </w:r>
     </w:p>
     <w:p>
@@ -765,7 +1264,7 @@
           <w:sz w:val="19"/>
           <w:szCs w:val="19"/>
         </w:rPr>
-        <w:t xml:space="preserve">  app/repository/repository.go   доступ к коллекции, фильтрация, расчёт долей</w:t>
+        <w:t xml:space="preserve">// в данных это выглядит так:</w:t>
       </w:r>
     </w:p>
     <w:p>
@@ -781,13 +1280,13 @@
           <w:sz w:val="19"/>
           <w:szCs w:val="19"/>
         </w:rPr>
-        <w:t xml:space="preserve">  app/handler/handler.go         контроллеры трёх страниц (View)</w:t>
+        <w:t xml:space="preserve">DateStart: ds.BCE(620),   // 620 г. до н. э.</w:t>
       </w:r>
     </w:p>
     <w:p>
       <w:pPr>
         <w:shd w:fill="F2F1EC" w:val="clear"/>
-        <w:spacing w:after="0" w:line="260"/>
+        <w:spacing w:after="160" w:line="260"/>
         <w:ind w:left="200" w:right="200"/>
       </w:pPr>
       <w:r>
@@ -797,71 +1296,7 @@
           <w:sz w:val="19"/>
           <w:szCs w:val="19"/>
         </w:rPr>
-        <w:t xml:space="preserve">templates/                       шаблоны страниц (Template)</w:t>
-      </w:r>
-    </w:p>
-    <w:p>
-      <w:pPr>
-        <w:shd w:fill="F2F1EC" w:val="clear"/>
-        <w:spacing w:after="0" w:line="260"/>
-        <w:ind w:left="200" w:right="200"/>
-      </w:pPr>
-      <w:r>
-        <w:rPr>
-          <w:rFonts w:ascii="Consolas" w:cs="Consolas" w:eastAsia="Consolas" w:hAnsi="Consolas"/>
-          <w:color w:val="222222"/>
-          <w:sz w:val="19"/>
-          <w:szCs w:val="19"/>
-        </w:rPr>
-        <w:t xml:space="preserve">resources/styles/                app.css, feed.css, catalog.css, add.css</w:t>
-      </w:r>
-    </w:p>
-    <w:p>
-      <w:pPr>
-        <w:shd w:fill="F2F1EC" w:val="clear"/>
-        <w:spacing w:after="0" w:line="260"/>
-        <w:ind w:left="200" w:right="200"/>
-      </w:pPr>
-      <w:r>
-        <w:rPr>
-          <w:rFonts w:ascii="Consolas" w:cs="Consolas" w:eastAsia="Consolas" w:hAnsi="Consolas"/>
-          <w:color w:val="222222"/>
-          <w:sz w:val="19"/>
-          <w:szCs w:val="19"/>
-        </w:rPr>
-        <w:t xml:space="preserve">media/img, media/video           исходники для заливки в MinIO</w:t>
-      </w:r>
-    </w:p>
-    <w:p>
-      <w:pPr>
-        <w:shd w:fill="F2F1EC" w:val="clear"/>
-        <w:spacing w:after="0" w:line="260"/>
-        <w:ind w:left="200" w:right="200"/>
-      </w:pPr>
-      <w:r>
-        <w:rPr>
-          <w:rFonts w:ascii="Consolas" w:cs="Consolas" w:eastAsia="Consolas" w:hAnsi="Consolas"/>
-          <w:color w:val="222222"/>
-          <w:sz w:val="19"/>
-          <w:szCs w:val="19"/>
-        </w:rPr>
-        <w:t xml:space="preserve">deployments/docker-compose.yml   MinIO + инициализация бакета</w:t>
-      </w:r>
-    </w:p>
-    <w:p>
-      <w:pPr>
-        <w:shd w:fill="F2F1EC" w:val="clear"/>
-        <w:spacing w:after="160" w:line="260"/>
-        <w:ind w:left="200" w:right="200"/>
-      </w:pPr>
-      <w:r>
-        <w:rPr>
-          <w:rFonts w:ascii="Consolas" w:cs="Consolas" w:eastAsia="Consolas" w:hAnsi="Consolas"/>
-          <w:color w:val="222222"/>
-          <w:sz w:val="19"/>
-          <w:szCs w:val="19"/>
-        </w:rPr>
-        <w:t xml:space="preserve">docs/figma.md                    инструкция по макетам в Figma</w:t>
+        <w:t xml:space="preserve">DateEnd:   ds.BCE(480),   // 480 г. до н. э.</w:t>
       </w:r>
     </w:p>
     <w:p>
@@ -879,7 +1314,7 @@
           <w:bCs/>
           <w:color w:val="1A1A1A"/>
         </w:rPr>
-        <w:t xml:space="preserve">4. Модель данных</w:t>
+        <w:t xml:space="preserve">5. Фильтрация календарём с кнопкой</w:t>
       </w:r>
     </w:p>
     <w:p>
@@ -894,7 +1329,7 @@
           <w:i w:val="false"/>
           <w:iCs w:val="false"/>
         </w:rPr>
-        <w:t xml:space="preserve">Одна коллекция []ds.ImportCategory — 16 записей: 14 опубликованных, 1 черновик (книдские амфоры — показывается только на странице «Добавление») и 1 удалённая (мендейские амфоры — не отображается нигде, это нужно, чтобы показать, что статус "удалён" действительно скрывает запись).</w:t>
+        <w:t xml:space="preserve">На вкладке «Плитка» стоит форма с полем input type=date и кнопкой «Показать». Форма объявлена как method="get", поэтому выбранная дата уходит в query string, и фильтрация целиком происходит на сервере.</w:t>
       </w:r>
     </w:p>
     <w:p>
@@ -910,7 +1345,7 @@
           <w:sz w:val="19"/>
           <w:szCs w:val="19"/>
         </w:rPr>
-        <w:t xml:space="preserve">type ImportCategory struct {</w:t>
+        <w:t xml:space="preserve">&lt;form class="filter" action="/import_categories" method="get"&gt;</w:t>
       </w:r>
     </w:p>
     <w:p>
@@ -926,7 +1361,7 @@
           <w:sz w:val="19"/>
           <w:szCs w:val="19"/>
         </w:rPr>
-        <w:t xml:space="preserve">    ID               int</w:t>
+        <w:t xml:space="preserve">    &lt;input type="date" name="date_start" value="0500-01-01"&gt;</w:t>
       </w:r>
     </w:p>
     <w:p>
@@ -942,13 +1377,13 @@
           <w:sz w:val="19"/>
           <w:szCs w:val="19"/>
         </w:rPr>
-        <w:t xml:space="preserve">    Slug             string   // используется в URL картинки: img/{slug}.jpg</w:t>
+        <w:t xml:space="preserve">    &lt;button type="submit"&gt;Показать&lt;/button&gt;</w:t>
       </w:r>
     </w:p>
     <w:p>
       <w:pPr>
         <w:shd w:fill="F2F1EC" w:val="clear"/>
-        <w:spacing w:after="0" w:line="260"/>
+        <w:spacing w:after="160" w:line="260"/>
         <w:ind w:left="200" w:right="200"/>
       </w:pPr>
       <w:r>
@@ -958,7 +1393,22 @@
           <w:sz w:val="19"/>
           <w:szCs w:val="19"/>
         </w:rPr>
-        <w:t xml:space="preserve">    Title            string   // «Аттическая чернофигурная керамика»</w:t>
+        <w:t xml:space="preserve">&lt;/form&gt;</w:t>
+      </w:r>
+    </w:p>
+    <w:p>
+      <w:pPr>
+        <w:spacing w:after="140" w:line="300"/>
+      </w:pPr>
+      <w:r>
+        <w:rPr>
+          <w:rFonts w:ascii="Calibri" w:cs="Calibri" w:eastAsia="Calibri" w:hAnsi="Calibri"/>
+          <w:b w:val="false"/>
+          <w:bCs w:val="false"/>
+          <w:i w:val="false"/>
+          <w:iCs w:val="false"/>
+        </w:rPr>
+        <w:t xml:space="preserve">Обработчик читает параметр, разбирает его и передаёт в репозиторий:</w:t>
       </w:r>
     </w:p>
     <w:p>
@@ -974,7 +1424,7 @@
           <w:sz w:val="19"/>
           <w:szCs w:val="19"/>
         </w:rPr>
-        <w:t xml:space="preserve">    Shape            string   // морфологический тип: килик, амфора, чаша</w:t>
+        <w:t xml:space="preserve">raw := c.Query("date_start")</w:t>
       </w:r>
     </w:p>
     <w:p>
@@ -990,13 +1440,13 @@
           <w:sz w:val="19"/>
           <w:szCs w:val="19"/>
         </w:rPr>
-        <w:t xml:space="preserve">    ProductionCenter string   // «Афины, квартал Керамик»</w:t>
+        <w:t xml:space="preserve">parsed, err := time.Parse(ds.DateLayout, raw)</w:t>
       </w:r>
     </w:p>
     <w:p>
       <w:pPr>
         <w:shd w:fill="F2F1EC" w:val="clear"/>
-        <w:spacing w:after="0" w:line="260"/>
+        <w:spacing w:after="160" w:line="260"/>
         <w:ind w:left="200" w:right="200"/>
       </w:pPr>
       <w:r>
@@ -1006,488 +1456,9 @@
           <w:sz w:val="19"/>
           <w:szCs w:val="19"/>
         </w:rPr>
-        <w:t xml:space="preserve">    Region           string   // регион-поставщик — по нему считается доля</w:t>
-      </w:r>
-    </w:p>
-    <w:p>
-      <w:pPr>
-        <w:shd w:fill="F2F1EC" w:val="clear"/>
-        <w:spacing w:after="0" w:line="260"/>
-        <w:ind w:left="200" w:right="200"/>
-      </w:pPr>
-      <w:r>
-        <w:rPr>
-          <w:rFonts w:ascii="Consolas" w:cs="Consolas" w:eastAsia="Consolas" w:hAnsi="Consolas"/>
-          <w:color w:val="222222"/>
-          <w:sz w:val="19"/>
-          <w:szCs w:val="19"/>
-        </w:rPr>
-        <w:t xml:space="preserve">    Period           string   // датировка бытования</w:t>
-      </w:r>
-    </w:p>
-    <w:p>
-      <w:pPr>
-        <w:shd w:fill="F2F1EC" w:val="clear"/>
-        <w:spacing w:after="0" w:line="260"/>
-        <w:ind w:left="200" w:right="200"/>
-      </w:pPr>
-      <w:r>
-        <w:rPr>
-          <w:rFonts w:ascii="Consolas" w:cs="Consolas" w:eastAsia="Consolas" w:hAnsi="Consolas"/>
-          <w:color w:val="222222"/>
-          <w:sz w:val="19"/>
-          <w:szCs w:val="19"/>
-        </w:rPr>
-        <w:t xml:space="preserve">    Diagnostics      string   // признаки-маркёры, по которым опознаётся</w:t>
-      </w:r>
-    </w:p>
-    <w:p>
-      <w:pPr>
-        <w:shd w:fill="F2F1EC" w:val="clear"/>
-        <w:spacing w:after="0" w:line="260"/>
-        <w:ind w:left="200" w:right="200"/>
-      </w:pPr>
-      <w:r>
-        <w:rPr>
-          <w:rFonts w:ascii="Consolas" w:cs="Consolas" w:eastAsia="Consolas" w:hAnsi="Consolas"/>
-          <w:color w:val="222222"/>
-          <w:sz w:val="19"/>
-          <w:szCs w:val="19"/>
-        </w:rPr>
-        <w:t xml:space="preserve">    Description      string   // развёрнутая справка</w:t>
-      </w:r>
-    </w:p>
-    <w:p>
-      <w:pPr>
-        <w:shd w:fill="F2F1EC" w:val="clear"/>
-        <w:spacing w:after="0" w:line="260"/>
-        <w:ind w:left="200" w:right="200"/>
-      </w:pPr>
-      <w:r>
-        <w:rPr>
-          <w:rFonts w:ascii="Consolas" w:cs="Consolas" w:eastAsia="Consolas" w:hAnsi="Consolas"/>
-          <w:color w:val="222222"/>
-          <w:sz w:val="19"/>
-          <w:szCs w:val="19"/>
-        </w:rPr>
-        <w:t xml:space="preserve">    FindsCount       int      // число фрагментов — параметр фильтрации</w:t>
-      </w:r>
-    </w:p>
-    <w:p>
-      <w:pPr>
-        <w:shd w:fill="F2F1EC" w:val="clear"/>
-        <w:spacing w:after="0" w:line="260"/>
-        <w:ind w:left="200" w:right="200"/>
-      </w:pPr>
-      <w:r>
-        <w:rPr>
-          <w:rFonts w:ascii="Consolas" w:cs="Consolas" w:eastAsia="Consolas" w:hAnsi="Consolas"/>
-          <w:color w:val="222222"/>
-          <w:sz w:val="19"/>
-          <w:szCs w:val="19"/>
-        </w:rPr>
-        <w:t xml:space="preserve">    ImageURL         string   // ссылка на объект в MinIO</w:t>
-      </w:r>
-    </w:p>
-    <w:p>
-      <w:pPr>
-        <w:shd w:fill="F2F1EC" w:val="clear"/>
-        <w:spacing w:after="0" w:line="260"/>
-        <w:ind w:left="200" w:right="200"/>
-      </w:pPr>
-      <w:r>
-        <w:rPr>
-          <w:rFonts w:ascii="Consolas" w:cs="Consolas" w:eastAsia="Consolas" w:hAnsi="Consolas"/>
-          <w:color w:val="222222"/>
-          <w:sz w:val="19"/>
-          <w:szCs w:val="19"/>
-        </w:rPr>
-        <w:t xml:space="preserve">    VideoURL         string   // ссылка на объект в MinIO (задел, сейчас не используется в ленте)</w:t>
-      </w:r>
-    </w:p>
-    <w:p>
-      <w:pPr>
-        <w:shd w:fill="F2F1EC" w:val="clear"/>
-        <w:spacing w:after="0" w:line="260"/>
-        <w:ind w:left="200" w:right="200"/>
-      </w:pPr>
-      <w:r>
-        <w:rPr>
-          <w:rFonts w:ascii="Consolas" w:cs="Consolas" w:eastAsia="Consolas" w:hAnsi="Consolas"/>
-          <w:color w:val="222222"/>
-          <w:sz w:val="19"/>
-          <w:szCs w:val="19"/>
-        </w:rPr>
-        <w:t xml:space="preserve">    LikedBy          []int    // ID пользователей, поставивших лайк</w:t>
-      </w:r>
-    </w:p>
-    <w:p>
-      <w:pPr>
-        <w:shd w:fill="F2F1EC" w:val="clear"/>
-        <w:spacing w:after="0" w:line="260"/>
-        <w:ind w:left="200" w:right="200"/>
-      </w:pPr>
-      <w:r>
-        <w:rPr>
-          <w:rFonts w:ascii="Consolas" w:cs="Consolas" w:eastAsia="Consolas" w:hAnsi="Consolas"/>
-          <w:color w:val="222222"/>
-          <w:sz w:val="19"/>
-          <w:szCs w:val="19"/>
-        </w:rPr>
-        <w:t xml:space="preserve">    Status           Status   // draft | published | deleted</w:t>
-      </w:r>
-    </w:p>
-    <w:p>
-      <w:pPr>
-        <w:shd w:fill="F2F1EC" w:val="clear"/>
-        <w:spacing w:after="160" w:line="260"/>
-        <w:ind w:left="200" w:right="200"/>
-      </w:pPr>
-      <w:r>
-        <w:rPr>
-          <w:rFonts w:ascii="Consolas" w:cs="Consolas" w:eastAsia="Consolas" w:hAnsi="Consolas"/>
-          <w:color w:val="222222"/>
-          <w:sz w:val="19"/>
-          <w:szCs w:val="19"/>
-        </w:rPr>
-        <w:t xml:space="preserve">}</w:t>
-      </w:r>
-    </w:p>
-    <w:p>
-      <w:pPr>
-        <w:pStyle w:val="Heading2"/>
-        <w:spacing w:after="120" w:before="260"/>
-      </w:pPr>
-      <w:r>
-        <w:rPr>
-          <w:rFonts w:ascii="Calibri" w:cs="Calibri" w:eastAsia="Calibri" w:hAnsi="Calibri"/>
-          <w:b/>
-          <w:bCs/>
-          <w:color w:val="1A1A1A"/>
-        </w:rPr>
-        <w:t xml:space="preserve">Три статуса — зачем они нужны</w:t>
-      </w:r>
-    </w:p>
-    <w:tbl>
-      <w:tblPr>
-        <w:tblW w:type="dxa" w:w="10400"/>
-        <w:tblBorders>
-          <w:top w:val="single" w:color="auto" w:sz="4"/>
-          <w:left w:val="single" w:color="auto" w:sz="4"/>
-          <w:bottom w:val="single" w:color="auto" w:sz="4"/>
-          <w:right w:val="single" w:color="auto" w:sz="4"/>
-          <w:insideH w:val="single" w:color="auto" w:sz="4"/>
-          <w:insideV w:val="single" w:color="auto" w:sz="4"/>
-        </w:tblBorders>
-      </w:tblPr>
-      <w:tblGrid>
-        <w:gridCol w:w="3000"/>
-        <w:gridCol w:w="3000"/>
-        <w:gridCol w:w="4400"/>
-      </w:tblGrid>
-      <w:tr>
-        <w:trPr>
-          <w:tblHeader/>
-        </w:trPr>
-        <w:tc>
-          <w:tcPr>
-            <w:tcW w:type="dxa" w:w="3000"/>
-            <w:shd w:fill="1A1A1A" w:val="clear"/>
-            <w:tcMar>
-              <w:top w:type="dxa" w:w="80"/>
-              <w:left w:type="dxa" w:w="100"/>
-              <w:bottom w:type="dxa" w:w="80"/>
-              <w:right w:type="dxa" w:w="100"/>
-            </w:tcMar>
-          </w:tcPr>
-          <w:p>
-            <w:r>
-              <w:rPr>
-                <w:rFonts w:ascii="Calibri" w:cs="Calibri" w:eastAsia="Calibri" w:hAnsi="Calibri"/>
-                <w:b/>
-                <w:bCs/>
-                <w:color w:val="FFFFFF"/>
-                <w:sz w:val="19"/>
-                <w:szCs w:val="19"/>
-              </w:rPr>
-              <w:t xml:space="preserve">Статус</w:t>
-            </w:r>
-          </w:p>
-        </w:tc>
-        <w:tc>
-          <w:tcPr>
-            <w:tcW w:type="dxa" w:w="3000"/>
-            <w:shd w:fill="1A1A1A" w:val="clear"/>
-            <w:tcMar>
-              <w:top w:type="dxa" w:w="80"/>
-              <w:left w:type="dxa" w:w="100"/>
-              <w:bottom w:type="dxa" w:w="80"/>
-              <w:right w:type="dxa" w:w="100"/>
-            </w:tcMar>
-          </w:tcPr>
-          <w:p>
-            <w:r>
-              <w:rPr>
-                <w:rFonts w:ascii="Calibri" w:cs="Calibri" w:eastAsia="Calibri" w:hAnsi="Calibri"/>
-                <w:b/>
-                <w:bCs/>
-                <w:color w:val="FFFFFF"/>
-                <w:sz w:val="19"/>
-                <w:szCs w:val="19"/>
-              </w:rPr>
-              <w:t xml:space="preserve">Где виден</w:t>
-            </w:r>
-          </w:p>
-        </w:tc>
-        <w:tc>
-          <w:tcPr>
-            <w:tcW w:type="dxa" w:w="4400"/>
-            <w:shd w:fill="1A1A1A" w:val="clear"/>
-            <w:tcMar>
-              <w:top w:type="dxa" w:w="80"/>
-              <w:left w:type="dxa" w:w="100"/>
-              <w:bottom w:type="dxa" w:w="80"/>
-              <w:right w:type="dxa" w:w="100"/>
-            </w:tcMar>
-          </w:tcPr>
-          <w:p>
-            <w:r>
-              <w:rPr>
-                <w:rFonts w:ascii="Calibri" w:cs="Calibri" w:eastAsia="Calibri" w:hAnsi="Calibri"/>
-                <w:b/>
-                <w:bCs/>
-                <w:color w:val="FFFFFF"/>
-                <w:sz w:val="19"/>
-                <w:szCs w:val="19"/>
-              </w:rPr>
-              <w:t xml:space="preserve">Зачем</w:t>
-            </w:r>
-          </w:p>
-        </w:tc>
-      </w:tr>
-      <w:tr>
-        <w:tc>
-          <w:tcPr>
-            <w:tcW w:type="dxa" w:w="3000"/>
-            <w:tcMar>
-              <w:top w:type="dxa" w:w="80"/>
-              <w:left w:type="dxa" w:w="100"/>
-              <w:bottom w:type="dxa" w:w="80"/>
-              <w:right w:type="dxa" w:w="100"/>
-            </w:tcMar>
-          </w:tcPr>
-          <w:p>
-            <w:r>
-              <w:rPr>
-                <w:rFonts w:ascii="Calibri" w:cs="Calibri" w:eastAsia="Calibri" w:hAnsi="Calibri"/>
-                <w:b w:val="false"/>
-                <w:bCs w:val="false"/>
-                <w:color w:val="111111"/>
-                <w:sz w:val="19"/>
-                <w:szCs w:val="19"/>
-              </w:rPr>
-              <w:t xml:space="preserve">draft (черновик)</w:t>
-            </w:r>
-          </w:p>
-        </w:tc>
-        <w:tc>
-          <w:tcPr>
-            <w:tcW w:type="dxa" w:w="3000"/>
-            <w:tcMar>
-              <w:top w:type="dxa" w:w="80"/>
-              <w:left w:type="dxa" w:w="100"/>
-              <w:bottom w:type="dxa" w:w="80"/>
-              <w:right w:type="dxa" w:w="100"/>
-            </w:tcMar>
-          </w:tcPr>
-          <w:p>
-            <w:r>
-              <w:rPr>
-                <w:rFonts w:ascii="Calibri" w:cs="Calibri" w:eastAsia="Calibri" w:hAnsi="Calibri"/>
-                <w:b w:val="false"/>
-                <w:bCs w:val="false"/>
-                <w:color w:val="111111"/>
-                <w:sz w:val="19"/>
-                <w:szCs w:val="19"/>
-              </w:rPr>
-              <w:t xml:space="preserve">только /add</w:t>
-            </w:r>
-          </w:p>
-        </w:tc>
-        <w:tc>
-          <w:tcPr>
-            <w:tcW w:type="dxa" w:w="4400"/>
-            <w:tcMar>
-              <w:top w:type="dxa" w:w="80"/>
-              <w:left w:type="dxa" w:w="100"/>
-              <w:bottom w:type="dxa" w:w="80"/>
-              <w:right w:type="dxa" w:w="100"/>
-            </w:tcMar>
-          </w:tcPr>
-          <w:p>
-            <w:r>
-              <w:rPr>
-                <w:rFonts w:ascii="Calibri" w:cs="Calibri" w:eastAsia="Calibri" w:hAnsi="Calibri"/>
-                <w:b w:val="false"/>
-                <w:bCs w:val="false"/>
-                <w:color w:val="111111"/>
-                <w:sz w:val="19"/>
-                <w:szCs w:val="19"/>
-              </w:rPr>
-              <w:t xml:space="preserve">имитирует состояние «услуга ещё готовится к публикации»</w:t>
-            </w:r>
-          </w:p>
-        </w:tc>
-      </w:tr>
-      <w:tr>
-        <w:tc>
-          <w:tcPr>
-            <w:tcW w:type="dxa" w:w="3000"/>
-            <w:tcMar>
-              <w:top w:type="dxa" w:w="80"/>
-              <w:left w:type="dxa" w:w="100"/>
-              <w:bottom w:type="dxa" w:w="80"/>
-              <w:right w:type="dxa" w:w="100"/>
-            </w:tcMar>
-          </w:tcPr>
-          <w:p>
-            <w:r>
-              <w:rPr>
-                <w:rFonts w:ascii="Calibri" w:cs="Calibri" w:eastAsia="Calibri" w:hAnsi="Calibri"/>
-                <w:b w:val="false"/>
-                <w:bCs w:val="false"/>
-                <w:color w:val="111111"/>
-                <w:sz w:val="19"/>
-                <w:szCs w:val="19"/>
-              </w:rPr>
-              <w:t xml:space="preserve">published (опубликован)</w:t>
-            </w:r>
-          </w:p>
-        </w:tc>
-        <w:tc>
-          <w:tcPr>
-            <w:tcW w:type="dxa" w:w="3000"/>
-            <w:tcMar>
-              <w:top w:type="dxa" w:w="80"/>
-              <w:left w:type="dxa" w:w="100"/>
-              <w:bottom w:type="dxa" w:w="80"/>
-              <w:right w:type="dxa" w:w="100"/>
-            </w:tcMar>
-          </w:tcPr>
-          <w:p>
-            <w:r>
-              <w:rPr>
-                <w:rFonts w:ascii="Calibri" w:cs="Calibri" w:eastAsia="Calibri" w:hAnsi="Calibri"/>
-                <w:b w:val="false"/>
-                <w:bCs w:val="false"/>
-                <w:color w:val="111111"/>
-                <w:sz w:val="19"/>
-                <w:szCs w:val="19"/>
-              </w:rPr>
-              <w:t xml:space="preserve">/feed/:id и /catalog</w:t>
-            </w:r>
-          </w:p>
-        </w:tc>
-        <w:tc>
-          <w:tcPr>
-            <w:tcW w:type="dxa" w:w="4400"/>
-            <w:tcMar>
-              <w:top w:type="dxa" w:w="80"/>
-              <w:left w:type="dxa" w:w="100"/>
-              <w:bottom w:type="dxa" w:w="80"/>
-              <w:right w:type="dxa" w:w="100"/>
-            </w:tcMar>
-          </w:tcPr>
-          <w:p>
-            <w:r>
-              <w:rPr>
-                <w:rFonts w:ascii="Calibri" w:cs="Calibri" w:eastAsia="Calibri" w:hAnsi="Calibri"/>
-                <w:b w:val="false"/>
-                <w:bCs w:val="false"/>
-                <w:color w:val="111111"/>
-                <w:sz w:val="19"/>
-                <w:szCs w:val="19"/>
-              </w:rPr>
-              <w:t xml:space="preserve">основной, видимый пользователю контент</w:t>
-            </w:r>
-          </w:p>
-        </w:tc>
-      </w:tr>
-      <w:tr>
-        <w:tc>
-          <w:tcPr>
-            <w:tcW w:type="dxa" w:w="3000"/>
-            <w:tcMar>
-              <w:top w:type="dxa" w:w="80"/>
-              <w:left w:type="dxa" w:w="100"/>
-              <w:bottom w:type="dxa" w:w="80"/>
-              <w:right w:type="dxa" w:w="100"/>
-            </w:tcMar>
-          </w:tcPr>
-          <w:p>
-            <w:r>
-              <w:rPr>
-                <w:rFonts w:ascii="Calibri" w:cs="Calibri" w:eastAsia="Calibri" w:hAnsi="Calibri"/>
-                <w:b w:val="false"/>
-                <w:bCs w:val="false"/>
-                <w:color w:val="111111"/>
-                <w:sz w:val="19"/>
-                <w:szCs w:val="19"/>
-              </w:rPr>
-              <w:t xml:space="preserve">deleted (удалён)</w:t>
-            </w:r>
-          </w:p>
-        </w:tc>
-        <w:tc>
-          <w:tcPr>
-            <w:tcW w:type="dxa" w:w="3000"/>
-            <w:tcMar>
-              <w:top w:type="dxa" w:w="80"/>
-              <w:left w:type="dxa" w:w="100"/>
-              <w:bottom w:type="dxa" w:w="80"/>
-              <w:right w:type="dxa" w:w="100"/>
-            </w:tcMar>
-          </w:tcPr>
-          <w:p>
-            <w:r>
-              <w:rPr>
-                <w:rFonts w:ascii="Calibri" w:cs="Calibri" w:eastAsia="Calibri" w:hAnsi="Calibri"/>
-                <w:b w:val="false"/>
-                <w:bCs w:val="false"/>
-                <w:color w:val="111111"/>
-                <w:sz w:val="19"/>
-                <w:szCs w:val="19"/>
-              </w:rPr>
-              <w:t xml:space="preserve">нигде</w:t>
-            </w:r>
-          </w:p>
-        </w:tc>
-        <w:tc>
-          <w:tcPr>
-            <w:tcW w:type="dxa" w:w="4400"/>
-            <w:tcMar>
-              <w:top w:type="dxa" w:w="80"/>
-              <w:left w:type="dxa" w:w="100"/>
-              <w:bottom w:type="dxa" w:w="80"/>
-              <w:right w:type="dxa" w:w="100"/>
-            </w:tcMar>
-          </w:tcPr>
-          <w:p>
-            <w:r>
-              <w:rPr>
-                <w:rFonts w:ascii="Calibri" w:cs="Calibri" w:eastAsia="Calibri" w:hAnsi="Calibri"/>
-                <w:b w:val="false"/>
-                <w:bCs w:val="false"/>
-                <w:color w:val="111111"/>
-                <w:sz w:val="19"/>
-                <w:szCs w:val="19"/>
-              </w:rPr>
-              <w:t xml:space="preserve">показывает, что мягкое удаление действительно скрывает запись из обеих публичных вкладок</w:t>
-            </w:r>
-          </w:p>
-        </w:tc>
-      </w:tr>
-    </w:tbl>
+        <w:t xml:space="preserve">importCategories := h.Repository.ImportCategories(dateStart)</w:t>
+      </w:r>
+    </w:p>
     <w:p>
       <w:pPr>
         <w:spacing w:after="140" w:line="300"/>
@@ -1500,52 +1471,7 @@
           <w:i w:val="false"/>
           <w:iCs w:val="false"/>
         </w:rPr>
-        <w:t xml:space="preserve"/>
-      </w:r>
-    </w:p>
-    <w:p>
-      <w:pPr>
-        <w:spacing w:after="140" w:line="300"/>
-      </w:pPr>
-      <w:r>
-        <w:rPr>
-          <w:rFonts w:ascii="Calibri" w:cs="Calibri" w:eastAsia="Calibri" w:hAnsi="Calibri"/>
-          <w:b w:val="false"/>
-          <w:bCs w:val="false"/>
-          <w:i w:val="false"/>
-          <w:iCs w:val="false"/>
-        </w:rPr>
-        <w:t xml:space="preserve">Важно: удалённая запись не стирается из массива — просто у неё Status = deleted, и все методы репозитория (GetPublished, GetByID) её фильтруют. Это принцип «мягкого удаления», обычный для реальных БД.</w:t>
-      </w:r>
-    </w:p>
-    <w:p>
-      <w:pPr>
-        <w:pStyle w:val="Heading2"/>
-        <w:spacing w:after="120" w:before="260"/>
-      </w:pPr>
-      <w:r>
-        <w:rPr>
-          <w:rFonts w:ascii="Calibri" w:cs="Calibri" w:eastAsia="Calibri" w:hAnsi="Calibri"/>
-          <w:b/>
-          <w:bCs/>
-          <w:color w:val="1A1A1A"/>
-        </w:rPr>
-        <w:t xml:space="preserve">Лайки</w:t>
-      </w:r>
-    </w:p>
-    <w:p>
-      <w:pPr>
-        <w:spacing w:after="140" w:line="300"/>
-      </w:pPr>
-      <w:r>
-        <w:rPr>
-          <w:rFonts w:ascii="Calibri" w:cs="Calibri" w:eastAsia="Calibri" w:hAnsi="Calibri"/>
-          <w:b w:val="false"/>
-          <w:bCs w:val="false"/>
-          <w:i w:val="false"/>
-          <w:iCs w:val="false"/>
-        </w:rPr>
-        <w:t xml:space="preserve">LikedBy — срез ID пользователей, а не просто число. Метод Likes() возвращает len(c.LikedBy). Такой подход выбран специально: он ближе к тому, как это будет устроено в БД (таблица-связка «пользователь — понравившаяся категория»), и не даёт поставить лайк дважды одному и тому же пользователю (в будущем).</w:t>
+        <w:t xml:space="preserve">Внутри ImportCategories остаются только записи со статусом active, у которых дата начала не позже выбранной. Проверка: выбрать 0500-01-01 — из 15 категорий останется 6 (те, что появились раньше 500 г. до н. э.).</w:t>
       </w:r>
     </w:p>
     <w:p>
@@ -1563,7 +1489,7 @@
           <w:bCs/>
           <w:color w:val="1A1A1A"/>
         </w:rPr>
-        <w:t xml:space="preserve">5. Три GET-запроса</w:t>
+        <w:t xml:space="preserve">6. Статусы услуги</w:t>
       </w:r>
     </w:p>
     <w:tbl>
@@ -1579,10 +1505,9 @@
         </w:tblBorders>
       </w:tblPr>
       <w:tblGrid>
-        <w:gridCol w:w="700"/>
         <w:gridCol w:w="2600"/>
         <w:gridCol w:w="2600"/>
-        <w:gridCol w:w="3500"/>
+        <w:gridCol w:w="4200"/>
       </w:tblGrid>
       <w:tr>
         <w:trPr>
@@ -1590,7 +1515,7 @@
         </w:trPr>
         <w:tc>
           <w:tcPr>
-            <w:tcW w:type="dxa" w:w="700"/>
+            <w:tcW w:type="dxa" w:w="2600"/>
             <w:shd w:fill="1A1A1A" w:val="clear"/>
             <w:tcMar>
               <w:top w:type="dxa" w:w="80"/>
@@ -1609,7 +1534,7 @@
                 <w:sz w:val="19"/>
                 <w:szCs w:val="19"/>
               </w:rPr>
-              <w:t xml:space="preserve">№</w:t>
+              <w:t xml:space="preserve">Статус</w:t>
             </w:r>
           </w:p>
         </w:tc>
@@ -1634,13 +1559,13 @@
                 <w:sz w:val="19"/>
                 <w:szCs w:val="19"/>
               </w:rPr>
-              <w:t xml:space="preserve">Запрос</w:t>
-            </w:r>
-          </w:p>
-        </w:tc>
-        <w:tc>
-          <w:tcPr>
-            <w:tcW w:type="dxa" w:w="2600"/>
+              <w:t xml:space="preserve">Где виден</w:t>
+            </w:r>
+          </w:p>
+        </w:tc>
+        <w:tc>
+          <w:tcPr>
+            <w:tcW w:type="dxa" w:w="4200"/>
             <w:shd w:fill="1A1A1A" w:val="clear"/>
             <w:tcMar>
               <w:top w:type="dxa" w:w="80"/>
@@ -1659,32 +1584,7 @@
                 <w:sz w:val="19"/>
                 <w:szCs w:val="19"/>
               </w:rPr>
-              <w:t xml:space="preserve">Контроллер</w:t>
-            </w:r>
-          </w:p>
-        </w:tc>
-        <w:tc>
-          <w:tcPr>
-            <w:tcW w:type="dxa" w:w="3500"/>
-            <w:shd w:fill="1A1A1A" w:val="clear"/>
-            <w:tcMar>
-              <w:top w:type="dxa" w:w="80"/>
-              <w:left w:type="dxa" w:w="100"/>
-              <w:bottom w:type="dxa" w:w="80"/>
-              <w:right w:type="dxa" w:w="100"/>
-            </w:tcMar>
-          </w:tcPr>
-          <w:p>
-            <w:r>
-              <w:rPr>
-                <w:rFonts w:ascii="Calibri" w:cs="Calibri" w:eastAsia="Calibri" w:hAnsi="Calibri"/>
-                <w:b/>
-                <w:bCs/>
-                <w:color w:val="FFFFFF"/>
-                <w:sz w:val="19"/>
-                <w:szCs w:val="19"/>
-              </w:rPr>
-              <w:t xml:space="preserve">Что делает</w:t>
+              <w:t xml:space="preserve">Зачем</w:t>
             </w:r>
           </w:p>
         </w:tc>
@@ -1692,30 +1592,6 @@
       <w:tr>
         <w:tc>
           <w:tcPr>
-            <w:tcW w:type="dxa" w:w="700"/>
-            <w:tcMar>
-              <w:top w:type="dxa" w:w="80"/>
-              <w:left w:type="dxa" w:w="100"/>
-              <w:bottom w:type="dxa" w:w="80"/>
-              <w:right w:type="dxa" w:w="100"/>
-            </w:tcMar>
-          </w:tcPr>
-          <w:p>
-            <w:r>
-              <w:rPr>
-                <w:rFonts w:ascii="Calibri" w:cs="Calibri" w:eastAsia="Calibri" w:hAnsi="Calibri"/>
-                <w:b w:val="false"/>
-                <w:bCs w:val="false"/>
-                <w:color w:val="111111"/>
-                <w:sz w:val="19"/>
-                <w:szCs w:val="19"/>
-              </w:rPr>
-              <w:t xml:space="preserve">1</w:t>
-            </w:r>
-          </w:p>
-        </w:tc>
-        <w:tc>
-          <w:tcPr>
             <w:tcW w:type="dxa" w:w="2600"/>
             <w:tcMar>
               <w:top w:type="dxa" w:w="80"/>
@@ -1734,7 +1610,7 @@
                 <w:sz w:val="19"/>
                 <w:szCs w:val="19"/>
               </w:rPr>
-              <w:t xml:space="preserve">GET /feed/:id</w:t>
+              <w:t xml:space="preserve">active (действует)</w:t>
             </w:r>
           </w:p>
         </w:tc>
@@ -1758,31 +1634,31 @@
                 <w:sz w:val="19"/>
                 <w:szCs w:val="19"/>
               </w:rPr>
-              <w:t xml:space="preserve">Handler.FeedPage</w:t>
-            </w:r>
-          </w:p>
-        </w:tc>
-        <w:tc>
-          <w:tcPr>
-            <w:tcW w:type="dxa" w:w="3500"/>
-            <w:tcMar>
-              <w:top w:type="dxa" w:w="80"/>
-              <w:left w:type="dxa" w:w="100"/>
-              <w:bottom w:type="dxa" w:w="80"/>
-              <w:right w:type="dxa" w:w="100"/>
-            </w:tcMar>
-          </w:tcPr>
-          <w:p>
-            <w:r>
-              <w:rPr>
-                <w:rFonts w:ascii="Calibri" w:cs="Calibri" w:eastAsia="Calibri" w:hAnsi="Calibri"/>
-                <w:b w:val="false"/>
-                <w:bCs w:val="false"/>
-                <w:color w:val="111111"/>
-                <w:sz w:val="19"/>
-                <w:szCs w:val="19"/>
-              </w:rPr>
-              <w:t xml:space="preserve">лента по ID; кнопка «следующий» ведёт на /feed/{NextID}, вычисленный репозиторием по кругу</w:t>
+              <w:t xml:space="preserve">лента и плитка</w:t>
+            </w:r>
+          </w:p>
+        </w:tc>
+        <w:tc>
+          <w:tcPr>
+            <w:tcW w:type="dxa" w:w="4200"/>
+            <w:tcMar>
+              <w:top w:type="dxa" w:w="80"/>
+              <w:left w:type="dxa" w:w="100"/>
+              <w:bottom w:type="dxa" w:w="80"/>
+              <w:right w:type="dxa" w:w="100"/>
+            </w:tcMar>
+          </w:tcPr>
+          <w:p>
+            <w:r>
+              <w:rPr>
+                <w:rFonts w:ascii="Calibri" w:cs="Calibri" w:eastAsia="Calibri" w:hAnsi="Calibri"/>
+                <w:b w:val="false"/>
+                <w:bCs w:val="false"/>
+                <w:color w:val="111111"/>
+                <w:sz w:val="19"/>
+                <w:szCs w:val="19"/>
+              </w:rPr>
+              <w:t xml:space="preserve">основной видимый контент — 15 записей</w:t>
             </w:r>
           </w:p>
         </w:tc>
@@ -1790,30 +1666,6 @@
       <w:tr>
         <w:tc>
           <w:tcPr>
-            <w:tcW w:type="dxa" w:w="700"/>
-            <w:tcMar>
-              <w:top w:type="dxa" w:w="80"/>
-              <w:left w:type="dxa" w:w="100"/>
-              <w:bottom w:type="dxa" w:w="80"/>
-              <w:right w:type="dxa" w:w="100"/>
-            </w:tcMar>
-          </w:tcPr>
-          <w:p>
-            <w:r>
-              <w:rPr>
-                <w:rFonts w:ascii="Calibri" w:cs="Calibri" w:eastAsia="Calibri" w:hAnsi="Calibri"/>
-                <w:b w:val="false"/>
-                <w:bCs w:val="false"/>
-                <w:color w:val="111111"/>
-                <w:sz w:val="19"/>
-                <w:szCs w:val="19"/>
-              </w:rPr>
-              <w:t xml:space="preserve">2</w:t>
-            </w:r>
-          </w:p>
-        </w:tc>
-        <w:tc>
-          <w:tcPr>
             <w:tcW w:type="dxa" w:w="2600"/>
             <w:tcMar>
               <w:top w:type="dxa" w:w="80"/>
@@ -1832,7 +1684,7 @@
                 <w:sz w:val="19"/>
                 <w:szCs w:val="19"/>
               </w:rPr>
-              <w:t xml:space="preserve">GET /add</w:t>
+              <w:t xml:space="preserve">deleted (удалена)</w:t>
             </w:r>
           </w:p>
         </w:tc>
@@ -1856,129 +1708,31 @@
                 <w:sz w:val="19"/>
                 <w:szCs w:val="19"/>
               </w:rPr>
-              <w:t xml:space="preserve">Handler.AddPage</w:t>
-            </w:r>
-          </w:p>
-        </w:tc>
-        <w:tc>
-          <w:tcPr>
-            <w:tcW w:type="dxa" w:w="3500"/>
-            <w:tcMar>
-              <w:top w:type="dxa" w:w="80"/>
-              <w:left w:type="dxa" w:w="100"/>
-              <w:bottom w:type="dxa" w:w="80"/>
-              <w:right w:type="dxa" w:w="100"/>
-            </w:tcMar>
-          </w:tcPr>
-          <w:p>
-            <w:r>
-              <w:rPr>
-                <w:rFonts w:ascii="Calibri" w:cs="Calibri" w:eastAsia="Calibri" w:hAnsi="Calibri"/>
-                <w:b w:val="false"/>
-                <w:bCs w:val="false"/>
-                <w:color w:val="111111"/>
-                <w:sz w:val="19"/>
-                <w:szCs w:val="19"/>
-              </w:rPr>
-              <w:t xml:space="preserve">получение черновика — форма предзаполняется записью со статусом draft</w:t>
-            </w:r>
-          </w:p>
-        </w:tc>
-      </w:tr>
-      <w:tr>
-        <w:tc>
-          <w:tcPr>
-            <w:tcW w:type="dxa" w:w="700"/>
-            <w:tcMar>
-              <w:top w:type="dxa" w:w="80"/>
-              <w:left w:type="dxa" w:w="100"/>
-              <w:bottom w:type="dxa" w:w="80"/>
-              <w:right w:type="dxa" w:w="100"/>
-            </w:tcMar>
-          </w:tcPr>
-          <w:p>
-            <w:r>
-              <w:rPr>
-                <w:rFonts w:ascii="Calibri" w:cs="Calibri" w:eastAsia="Calibri" w:hAnsi="Calibri"/>
-                <w:b w:val="false"/>
-                <w:bCs w:val="false"/>
-                <w:color w:val="111111"/>
-                <w:sz w:val="19"/>
-                <w:szCs w:val="19"/>
-              </w:rPr>
-              <w:t xml:space="preserve">3</w:t>
-            </w:r>
-          </w:p>
-        </w:tc>
-        <w:tc>
-          <w:tcPr>
-            <w:tcW w:type="dxa" w:w="2600"/>
-            <w:tcMar>
-              <w:top w:type="dxa" w:w="80"/>
-              <w:left w:type="dxa" w:w="100"/>
-              <w:bottom w:type="dxa" w:w="80"/>
-              <w:right w:type="dxa" w:w="100"/>
-            </w:tcMar>
-          </w:tcPr>
-          <w:p>
-            <w:r>
-              <w:rPr>
-                <w:rFonts w:ascii="Calibri" w:cs="Calibri" w:eastAsia="Calibri" w:hAnsi="Calibri"/>
-                <w:b w:val="false"/>
-                <w:bCs w:val="false"/>
-                <w:color w:val="111111"/>
-                <w:sz w:val="19"/>
-                <w:szCs w:val="19"/>
-              </w:rPr>
-              <w:t xml:space="preserve">GET /catalog?min_finds=N</w:t>
-            </w:r>
-          </w:p>
-        </w:tc>
-        <w:tc>
-          <w:tcPr>
-            <w:tcW w:type="dxa" w:w="2600"/>
-            <w:tcMar>
-              <w:top w:type="dxa" w:w="80"/>
-              <w:left w:type="dxa" w:w="100"/>
-              <w:bottom w:type="dxa" w:w="80"/>
-              <w:right w:type="dxa" w:w="100"/>
-            </w:tcMar>
-          </w:tcPr>
-          <w:p>
-            <w:r>
-              <w:rPr>
-                <w:rFonts w:ascii="Calibri" w:cs="Calibri" w:eastAsia="Calibri" w:hAnsi="Calibri"/>
-                <w:b w:val="false"/>
-                <w:bCs w:val="false"/>
-                <w:color w:val="111111"/>
-                <w:sz w:val="19"/>
-                <w:szCs w:val="19"/>
-              </w:rPr>
-              <w:t xml:space="preserve">Handler.CatalogPage</w:t>
-            </w:r>
-          </w:p>
-        </w:tc>
-        <w:tc>
-          <w:tcPr>
-            <w:tcW w:type="dxa" w:w="3500"/>
-            <w:tcMar>
-              <w:top w:type="dxa" w:w="80"/>
-              <w:left w:type="dxa" w:w="100"/>
-              <w:bottom w:type="dxa" w:w="80"/>
-              <w:right w:type="dxa" w:w="100"/>
-            </w:tcMar>
-          </w:tcPr>
-          <w:p>
-            <w:r>
-              <w:rPr>
-                <w:rFonts w:ascii="Calibri" w:cs="Calibri" w:eastAsia="Calibri" w:hAnsi="Calibri"/>
-                <w:b w:val="false"/>
-                <w:bCs w:val="false"/>
-                <w:color w:val="111111"/>
-                <w:sz w:val="19"/>
-                <w:szCs w:val="19"/>
-              </w:rPr>
-              <w:t xml:space="preserve">список опубликованных карточек, отфильтрованных на сервере</w:t>
+              <w:t xml:space="preserve">нигде</w:t>
+            </w:r>
+          </w:p>
+        </w:tc>
+        <w:tc>
+          <w:tcPr>
+            <w:tcW w:type="dxa" w:w="4200"/>
+            <w:tcMar>
+              <w:top w:type="dxa" w:w="80"/>
+              <w:left w:type="dxa" w:w="100"/>
+              <w:bottom w:type="dxa" w:w="80"/>
+              <w:right w:type="dxa" w:w="100"/>
+            </w:tcMar>
+          </w:tcPr>
+          <w:p>
+            <w:r>
+              <w:rPr>
+                <w:rFonts w:ascii="Calibri" w:cs="Calibri" w:eastAsia="Calibri" w:hAnsi="Calibri"/>
+                <w:b w:val="false"/>
+                <w:bCs w:val="false"/>
+                <w:color w:val="111111"/>
+                <w:sz w:val="19"/>
+                <w:szCs w:val="19"/>
+              </w:rPr>
+              <w:t xml:space="preserve">мягкое удаление: запись остаётся в массиве, но не попадает ни в одну выборку — 1 запись, мендейские амфоры</w:t>
             </w:r>
           </w:p>
         </w:tc>
@@ -2011,115 +1765,7 @@
           <w:i w:val="false"/>
           <w:iCs w:val="false"/>
         </w:rPr>
-        <w:t xml:space="preserve">Все три — GET, потому что ни один из них не изменяет данные на сервере: это чтение (идемпотентные операции). Сохранение данных (POST) появится в ЛР3.</w:t>
-      </w:r>
-    </w:p>
-    <w:p>
-      <w:pPr>
-        <w:pStyle w:val="Heading2"/>
-        <w:spacing w:after="120" w:before="260"/>
-      </w:pPr>
-      <w:r>
-        <w:rPr>
-          <w:rFonts w:ascii="Calibri" w:cs="Calibri" w:eastAsia="Calibri" w:hAnsi="Calibri"/>
-          <w:b/>
-          <w:bCs/>
-          <w:color w:val="1A1A1A"/>
-        </w:rPr>
-        <w:t xml:space="preserve">Как проверить это вживую (готовые команды)</w:t>
-      </w:r>
-    </w:p>
-    <w:p>
-      <w:pPr>
-        <w:shd w:fill="F2F1EC" w:val="clear"/>
-        <w:spacing w:after="0" w:line="260"/>
-        <w:ind w:left="200" w:right="200"/>
-      </w:pPr>
-      <w:r>
-        <w:rPr>
-          <w:rFonts w:ascii="Consolas" w:cs="Consolas" w:eastAsia="Consolas" w:hAnsi="Consolas"/>
-          <w:color w:val="222222"/>
-          <w:sz w:val="19"/>
-          <w:szCs w:val="19"/>
-        </w:rPr>
-        <w:t xml:space="preserve">curl -i http://localhost:8080/feed/1</w:t>
-      </w:r>
-    </w:p>
-    <w:p>
-      <w:pPr>
-        <w:shd w:fill="F2F1EC" w:val="clear"/>
-        <w:spacing w:after="0" w:line="260"/>
-        <w:ind w:left="200" w:right="200"/>
-      </w:pPr>
-      <w:r>
-        <w:rPr>
-          <w:rFonts w:ascii="Consolas" w:cs="Consolas" w:eastAsia="Consolas" w:hAnsi="Consolas"/>
-          <w:color w:val="222222"/>
-          <w:sz w:val="19"/>
-          <w:szCs w:val="19"/>
-        </w:rPr>
-        <w:t xml:space="preserve">curl -i http://localhost:8080/add</w:t>
-      </w:r>
-    </w:p>
-    <w:p>
-      <w:pPr>
-        <w:shd w:fill="F2F1EC" w:val="clear"/>
-        <w:spacing w:after="160" w:line="260"/>
-        <w:ind w:left="200" w:right="200"/>
-      </w:pPr>
-      <w:r>
-        <w:rPr>
-          <w:rFonts w:ascii="Consolas" w:cs="Consolas" w:eastAsia="Consolas" w:hAnsi="Consolas"/>
-          <w:color w:val="222222"/>
-          <w:sz w:val="19"/>
-          <w:szCs w:val="19"/>
-        </w:rPr>
-        <w:t xml:space="preserve">curl -i "http://localhost:8080/catalog?min_finds=150"   # вернёт часть карточек из 14</w:t>
-      </w:r>
-    </w:p>
-    <w:p>
-      <w:pPr>
-        <w:spacing w:after="140" w:line="300"/>
-      </w:pPr>
-      <w:r>
-        <w:rPr>
-          <w:rFonts w:ascii="Calibri" w:cs="Calibri" w:eastAsia="Calibri" w:hAnsi="Calibri"/>
-          <w:b w:val="false"/>
-          <w:bCs w:val="false"/>
-          <w:i w:val="false"/>
-          <w:iCs w:val="false"/>
-        </w:rPr>
-        <w:t xml:space="preserve">В браузере: открыть вкладку Network в DevTools, перейти на /catalog и ввести число в фильтр — видно, что параметр min_finds уходит в query string методом GET (форма объявлена как method="get"), а не в теле запроса.</w:t>
-      </w:r>
-    </w:p>
-    <w:p>
-      <w:pPr>
-        <w:pStyle w:val="Heading2"/>
-        <w:spacing w:after="120" w:before="260"/>
-      </w:pPr>
-      <w:r>
-        <w:rPr>
-          <w:rFonts w:ascii="Calibri" w:cs="Calibri" w:eastAsia="Calibri" w:hAnsi="Calibri"/>
-          <w:b/>
-          <w:bCs/>
-          <w:color w:val="1A1A1A"/>
-        </w:rPr>
-        <w:t xml:space="preserve">Разбор фильтрации (внутри Repository.GetPublished)</w:t>
-      </w:r>
-    </w:p>
-    <w:p>
-      <w:pPr>
-        <w:spacing w:after="140" w:line="300"/>
-      </w:pPr>
-      <w:r>
-        <w:rPr>
-          <w:rFonts w:ascii="Calibri" w:cs="Calibri" w:eastAsia="Calibri" w:hAnsi="Calibri"/>
-          <w:b w:val="false"/>
-          <w:bCs w:val="false"/>
-          <w:i w:val="false"/>
-          <w:iCs w:val="false"/>
-        </w:rPr>
-        <w:t xml:space="preserve">Хендлер CatalogPage читает c.Query("min_finds"), пытается привести к числу; если параметр не указан или некорректен — использует 0 (то есть без фильтра). Дальше Repository.GetPublished(minFinds) проходит по коллекции и оставляет запись, только если статус published И FindsCount &gt;= minFinds. Результат сортируется по убыванию числа находок — это тоже происходит на сервере.</w:t>
+        <w:t xml:space="preserve">Черновика у услуги нет намеренно: по методичке черновик — это статус заявки, а не услуги, и он появится в ЛР3 вместе со второй сущностью. Если спросят «а где третий статус» — отвечать именно так.</w:t>
       </w:r>
     </w:p>
     <w:p>
@@ -2137,22 +1783,7 @@
           <w:bCs/>
           <w:color w:val="1A1A1A"/>
         </w:rPr>
-        <w:t xml:space="preserve">6. Шаблонизация: html/template</w:t>
-      </w:r>
-    </w:p>
-    <w:p>
-      <w:pPr>
-        <w:spacing w:after="140" w:line="300"/>
-      </w:pPr>
-      <w:r>
-        <w:rPr>
-          <w:rFonts w:ascii="Calibri" w:cs="Calibri" w:eastAsia="Calibri" w:hAnsi="Calibri"/>
-          <w:b w:val="false"/>
-          <w:bCs w:val="false"/>
-          <w:i w:val="false"/>
-          <w:iCs w:val="false"/>
-        </w:rPr>
-        <w:t xml:space="preserve">Пакет html/template (стандартная библиотека Go) компилирует все шаблоны один раз при старте сервера — router.LoadHTMLGlob("templates/*.html"). Дальше при каждом запросе Gin вызывает c.HTML(код, имяШаблона, data), где data — карта gin.H (по сути map[string]interface{}).</w:t>
+        <w:t xml:space="preserve">7. Как устроена лента</w:t>
       </w:r>
     </w:p>
     <w:p>
@@ -2168,7 +1799,7 @@
         <w:rPr>
           <w:rFonts w:ascii="Calibri" w:cs="Calibri" w:eastAsia="Calibri" w:hAnsi="Calibri"/>
         </w:rPr>
-        <w:t xml:space="preserve">{{.Category.Title}} — подстановка поля структуры.</w:t>
+        <w:t xml:space="preserve">Видео на весь экран с автопроигрыванием: атрибуты autoplay muted loop playsinline — это чистый HTML, без JavaScript.</w:t>
       </w:r>
     </w:p>
     <w:p>
@@ -2184,7 +1815,7 @@
         <w:rPr>
           <w:rFonts w:ascii="Calibri" w:cs="Calibri" w:eastAsia="Calibri" w:hAnsi="Calibri"/>
         </w:rPr>
-        <w:t xml:space="preserve">{{range .Categories}}...{{end}} — цикл по списку карточек в плитке.</w:t>
+        <w:t xml:space="preserve">Слева внизу: тег региона, название, центр производства, интервал дат и описание, обрезанное до двух строк.</w:t>
       </w:r>
     </w:p>
     <w:p>
@@ -2200,7 +1831,7 @@
         <w:rPr>
           <w:rFonts w:ascii="Calibri" w:cs="Calibri" w:eastAsia="Calibri" w:hAnsi="Calibri"/>
         </w:rPr>
-        <w:t xml:space="preserve">{{if .HasDraft}}...{{else}}...{{end}} — условный блок (например, «черновика нет»).</w:t>
+        <w:t xml:space="preserve">Ссылка «Ещё» раскрывает полное описание и дополнительно показывает признаки-маркёры. Сделано скрытым чекбоксом и label — тоже без JavaScript (свойство -webkit-line-clamp снимается по :checked).</w:t>
       </w:r>
     </w:p>
     <w:p>
@@ -2216,7 +1847,7 @@
         <w:rPr>
           <w:rFonts w:ascii="Calibri" w:cs="Calibri" w:eastAsia="Calibri" w:hAnsi="Calibri"/>
         </w:rPr>
-        <w:t xml:space="preserve">{{template "nav" .}} — вставка переиспользуемого фрагмента (нижняя панель вкладок, шапка head).</w:t>
+        <w:t xml:space="preserve">Справа вертикальный рельс: параметры категории (число находок и доля импорта) и обе иконки — лайк с количеством и «следующий» со стрелкой.</w:t>
       </w:r>
     </w:p>
     <w:p>
@@ -2232,22 +1863,7 @@
         <w:rPr>
           <w:rFonts w:ascii="Calibri" w:cs="Calibri" w:eastAsia="Calibri" w:hAnsi="Calibri"/>
         </w:rPr>
-        <w:t xml:space="preserve">{{printf "%.1f%%" .Share}} — форматирование числа с точностью до одного знака.</w:t>
-      </w:r>
-    </w:p>
-    <w:p>
-      <w:pPr>
-        <w:spacing w:after="140" w:line="300"/>
-      </w:pPr>
-      <w:r>
-        <w:rPr>
-          <w:rFonts w:ascii="Calibri" w:cs="Calibri" w:eastAsia="Calibri" w:hAnsi="Calibri"/>
-          <w:b w:val="false"/>
-          <w:bCs w:val="false"/>
-          <w:i w:val="false"/>
-          <w:iCs w:val="false"/>
-        </w:rPr>
-        <w:t xml:space="preserve">Главная особенность html/template (в отличие от text/template) — контекстное экранирование: движок знает, находится ли значение внутри текста, HTML-атрибута, style или URL, и экранирует по-разному. Поэтому число вида 45.0% в style="width: 45.0%" проходит как есть, а если бы в данные попал произвольный тег script, он был бы экранирован в текст и не выполнился — это и есть защита от XSS «из коробки», без единой строчки JavaScript в проекте.</w:t>
+        <w:t xml:space="preserve">Кнопка «следующий» — иконка-ссылка на /import_categories/feed/{NextID}; следующий идентификатор вычисляет репозиторий по кругу.</w:t>
       </w:r>
     </w:p>
     <w:p>
@@ -2265,7 +1881,7 @@
           <w:bCs/>
           <w:color w:val="1A1A1A"/>
         </w:rPr>
-        <w:t xml:space="preserve">7. Docker и MinIO: зачем и как это работает</w:t>
+        <w:t xml:space="preserve">8. Docker и MinIO</w:t>
       </w:r>
     </w:p>
     <w:p>
@@ -2280,22 +1896,7 @@
           <w:i w:val="false"/>
           <w:iCs w:val="false"/>
         </w:rPr>
-        <w:t xml:space="preserve">По заданию изображения и видео должны лежать не рядом с кодом, а в объектном хранилище — как в реальных бэкендах (S3, MinIO, Yandex Object Storage). MinIO — это self-hosted сервис с тем же API, что у Amazon S3, его удобно поднять локально в Docker.</w:t>
-      </w:r>
-    </w:p>
-    <w:p>
-      <w:pPr>
-        <w:pStyle w:val="Heading2"/>
-        <w:spacing w:after="120" w:before="260"/>
-      </w:pPr>
-      <w:r>
-        <w:rPr>
-          <w:rFonts w:ascii="Calibri" w:cs="Calibri" w:eastAsia="Calibri" w:hAnsi="Calibri"/>
-          <w:b/>
-          <w:bCs/>
-          <w:color w:val="1A1A1A"/>
-        </w:rPr>
-        <w:t xml:space="preserve">Что происходит по команде docker compose up -d</w:t>
+        <w:t xml:space="preserve">По заданию изображения и видео лежат не рядом с кодом, а в объектном хранилище. MinIO — self-hosted сервис с тем же API, что у Amazon S3.</w:t>
       </w:r>
     </w:p>
     <w:p>
@@ -2311,7 +1912,7 @@
         <w:rPr>
           <w:rFonts w:ascii="Calibri" w:cs="Calibri" w:eastAsia="Calibri" w:hAnsi="Calibri"/>
         </w:rPr>
-        <w:t xml:space="preserve">Поднимается контейнер minio — сам сервис хранения, слушает порт 9000 (S3 API) и 9001 (веб-консоль).</w:t>
+        <w:t xml:space="preserve">Контейнер minio — само хранилище, порты 9000 (S3 API) и 9001 (веб-консоль).</w:t>
       </w:r>
     </w:p>
     <w:p>
@@ -2327,7 +1928,7 @@
         <w:rPr>
           <w:rFonts w:ascii="Calibri" w:cs="Calibri" w:eastAsia="Calibri" w:hAnsi="Calibri"/>
         </w:rPr>
-        <w:t xml:space="preserve">После того как minio прошёл healthcheck (mc ready local), стартует одноразовый контейнер minio-init.</w:t>
+        <w:t xml:space="preserve">Одноразовый контейнер minio-init создаёт бакет import-categories, открывает его на чтение и заливает файлы из media/img и media/video.</w:t>
       </w:r>
     </w:p>
     <w:p>
@@ -2343,38 +1944,7 @@
         <w:rPr>
           <w:rFonts w:ascii="Calibri" w:cs="Calibri" w:eastAsia="Calibri" w:hAnsi="Calibri"/>
         </w:rPr>
-        <w:t xml:space="preserve">minio-init через клиент mc: создаёт бакет rip-media, делает его публичным на чтение (mc anonymous set download), заливает все файлы из локальной папки media/img и media/video, и завершается.</w:t>
-      </w:r>
-    </w:p>
-    <w:p>
-      <w:pPr>
-        <w:pStyle w:val="ListParagraph"/>
-        <w:numPr>
-          <w:ilvl w:val="0"/>
-          <w:numId w:val="1"/>
-        </w:numPr>
-        <w:spacing w:after="80" w:line="280"/>
-      </w:pPr>
-      <w:r>
-        <w:rPr>
-          <w:rFonts w:ascii="Calibri" w:cs="Calibri" w:eastAsia="Calibri" w:hAnsi="Calibri"/>
-        </w:rPr>
-        <w:t xml:space="preserve">Дальше Go-приложение просто формирует прямые публичные ссылки вида http://localhost:9000/rip-media/img/{slug}.jpg — никакой авторизации для чтения не нужно.</w:t>
-      </w:r>
-    </w:p>
-    <w:p>
-      <w:pPr>
-        <w:pStyle w:val="Heading2"/>
-        <w:spacing w:after="120" w:before="260"/>
-      </w:pPr>
-      <w:r>
-        <w:rPr>
-          <w:rFonts w:ascii="Calibri" w:cs="Calibri" w:eastAsia="Calibri" w:hAnsi="Calibri"/>
-          <w:b/>
-          <w:bCs/>
-          <w:color w:val="1A1A1A"/>
-        </w:rPr>
-        <w:t xml:space="preserve">Как это выглядит в коде</w:t>
+        <w:t xml:space="preserve">Приложение формирует прямые ссылки вида http://localhost:9000/import-categories/img/attic-black-figure.jpg.</w:t>
       </w:r>
     </w:p>
     <w:p>
@@ -2437,37 +2007,7 @@
           <w:i w:val="false"/>
           <w:iCs w:val="false"/>
         </w:rPr>
-        <w:t xml:space="preserve">base берётся из переменной окружения MEDIA_BASE_URL (по умолчанию http://localhost:9000/rip-media). Если преподаватель спросит «а что если MinIO не поднят» — можно запустить приложение с MEDIA_BASE_URL=/media, тогда картинки отдаст сам Go-сервер из локальной папки media/ (router.Static("/media", "./media") в server.go) — это резервный путь для демонстрации без Docker.</w:t>
-      </w:r>
-    </w:p>
-    <w:p>
-      <w:pPr>
-        <w:pStyle w:val="Heading2"/>
-        <w:spacing w:after="120" w:before="260"/>
-      </w:pPr>
-      <w:r>
-        <w:rPr>
-          <w:rFonts w:ascii="Calibri" w:cs="Calibri" w:eastAsia="Calibri" w:hAnsi="Calibri"/>
-          <w:b/>
-          <w:bCs/>
-          <w:color w:val="1A1A1A"/>
-        </w:rPr>
-        <w:t xml:space="preserve">Важно уточнить на защите</w:t>
-      </w:r>
-    </w:p>
-    <w:p>
-      <w:pPr>
-        <w:spacing w:after="140" w:line="300"/>
-      </w:pPr>
-      <w:r>
-        <w:rPr>
-          <w:rFonts w:ascii="Calibri" w:cs="Calibri" w:eastAsia="Calibri" w:hAnsi="Calibri"/>
-          <w:b w:val="false"/>
-          <w:bCs w:val="false"/>
-          <w:i w:val="false"/>
-          <w:iCs w:val="false"/>
-        </w:rPr>
-        <w:t xml:space="preserve">Ранее в ленте было видео с автопроигрыванием и медленным приближением (эффект Ken Burns), но по факту для финальной версии решено оставить статичную фотографию — она информативнее и не отвлекает от текста поверх неё. Поле VideoURL в модели осталось (задел на будущее — можно вернуть видео одной правкой шаблона), но сейчас используется только ImageURL.</w:t>
+        <w:t xml:space="preserve">Базовый адрес берётся из переменной окружения MEDIA_BASE_URL. Если MinIO не поднят, можно запустить с MEDIA_BASE_URL=/media — тогда медиа отдаст сам Go-сервер из локальной папки.</w:t>
       </w:r>
     </w:p>
     <w:p>
@@ -2485,7 +2025,7 @@
           <w:bCs/>
           <w:color w:val="1A1A1A"/>
         </w:rPr>
-        <w:t xml:space="preserve">8. Дизайн: что скопировано у arzamas.academy</w:t>
+        <w:t xml:space="preserve">9. Дизайн: что скопировано у arzamas.academy</w:t>
       </w:r>
     </w:p>
     <w:p>
@@ -2500,7 +2040,7 @@
           <w:i w:val="false"/>
           <w:iCs w:val="false"/>
         </w:rPr>
-        <w:t xml:space="preserve">Стилистика снята с живого сайта через getComputedStyle — то есть не «на глаз», а замером реальных значений цвета, радиуса и переходов.</w:t>
+        <w:t xml:space="preserve">Стилистика снята с живого сайта через getComputedStyle — то есть замером реальных значений, а не на глаз.</w:t>
       </w:r>
     </w:p>
     <w:tbl>
@@ -2516,9 +2056,9 @@
         </w:tblBorders>
       </w:tblPr>
       <w:tblGrid>
-        <w:gridCol w:w="2600"/>
+        <w:gridCol w:w="2400"/>
+        <w:gridCol w:w="3800"/>
         <w:gridCol w:w="3400"/>
-        <w:gridCol w:w="3600"/>
       </w:tblGrid>
       <w:tr>
         <w:trPr>
@@ -2526,7 +2066,7 @@
         </w:trPr>
         <w:tc>
           <w:tcPr>
-            <w:tcW w:type="dxa" w:w="2600"/>
+            <w:tcW w:type="dxa" w:w="2400"/>
             <w:shd w:fill="1A1A1A" w:val="clear"/>
             <w:tcMar>
               <w:top w:type="dxa" w:w="80"/>
@@ -2551,7 +2091,7 @@
         </w:tc>
         <w:tc>
           <w:tcPr>
-            <w:tcW w:type="dxa" w:w="3400"/>
+            <w:tcW w:type="dxa" w:w="3800"/>
             <w:shd w:fill="1A1A1A" w:val="clear"/>
             <w:tcMar>
               <w:top w:type="dxa" w:w="80"/>
@@ -2576,7 +2116,7 @@
         </w:tc>
         <w:tc>
           <w:tcPr>
-            <w:tcW w:type="dxa" w:w="3600"/>
+            <w:tcW w:type="dxa" w:w="3400"/>
             <w:shd w:fill="1A1A1A" w:val="clear"/>
             <w:tcMar>
               <w:top w:type="dxa" w:w="80"/>
@@ -2603,25 +2143,49 @@
       <w:tr>
         <w:tc>
           <w:tcPr>
-            <w:tcW w:type="dxa" w:w="2600"/>
-            <w:tcMar>
-              <w:top w:type="dxa" w:w="80"/>
-              <w:left w:type="dxa" w:w="100"/>
-              <w:bottom w:type="dxa" w:w="80"/>
-              <w:right w:type="dxa" w:w="100"/>
-            </w:tcMar>
-          </w:tcPr>
-          <w:p>
-            <w:r>
-              <w:rPr>
-                <w:rFonts w:ascii="Calibri" w:cs="Calibri" w:eastAsia="Calibri" w:hAnsi="Calibri"/>
-                <w:b w:val="false"/>
-                <w:bCs w:val="false"/>
-                <w:color w:val="111111"/>
-                <w:sz w:val="19"/>
-                <w:szCs w:val="19"/>
-              </w:rPr>
-              <w:t xml:space="preserve">Графитовый фон</w:t>
+            <w:tcW w:type="dxa" w:w="2400"/>
+            <w:tcMar>
+              <w:top w:type="dxa" w:w="80"/>
+              <w:left w:type="dxa" w:w="100"/>
+              <w:bottom w:type="dxa" w:w="80"/>
+              <w:right w:type="dxa" w:w="100"/>
+            </w:tcMar>
+          </w:tcPr>
+          <w:p>
+            <w:r>
+              <w:rPr>
+                <w:rFonts w:ascii="Calibri" w:cs="Calibri" w:eastAsia="Calibri" w:hAnsi="Calibri"/>
+                <w:b w:val="false"/>
+                <w:bCs w:val="false"/>
+                <w:color w:val="111111"/>
+                <w:sz w:val="19"/>
+                <w:szCs w:val="19"/>
+              </w:rPr>
+              <w:t xml:space="preserve">Фон</w:t>
+            </w:r>
+          </w:p>
+        </w:tc>
+        <w:tc>
+          <w:tcPr>
+            <w:tcW w:type="dxa" w:w="3800"/>
+            <w:tcMar>
+              <w:top w:type="dxa" w:w="80"/>
+              <w:left w:type="dxa" w:w="100"/>
+              <w:bottom w:type="dxa" w:w="80"/>
+              <w:right w:type="dxa" w:w="100"/>
+            </w:tcMar>
+          </w:tcPr>
+          <w:p>
+            <w:r>
+              <w:rPr>
+                <w:rFonts w:ascii="Calibri" w:cs="Calibri" w:eastAsia="Calibri" w:hAnsi="Calibri"/>
+                <w:b w:val="false"/>
+                <w:bCs w:val="false"/>
+                <w:color w:val="111111"/>
+                <w:sz w:val="19"/>
+                <w:szCs w:val="19"/>
+              </w:rPr>
+              <w:t xml:space="preserve">#111110</w:t>
             </w:r>
           </w:p>
         </w:tc>
@@ -2645,31 +2209,7 @@
                 <w:sz w:val="19"/>
                 <w:szCs w:val="19"/>
               </w:rPr>
-              <w:t xml:space="preserve">#1A1A1A</w:t>
-            </w:r>
-          </w:p>
-        </w:tc>
-        <w:tc>
-          <w:tcPr>
-            <w:tcW w:type="dxa" w:w="3600"/>
-            <w:tcMar>
-              <w:top w:type="dxa" w:w="80"/>
-              <w:left w:type="dxa" w:w="100"/>
-              <w:bottom w:type="dxa" w:w="80"/>
-              <w:right w:type="dxa" w:w="100"/>
-            </w:tcMar>
-          </w:tcPr>
-          <w:p>
-            <w:r>
-              <w:rPr>
-                <w:rFonts w:ascii="Calibri" w:cs="Calibri" w:eastAsia="Calibri" w:hAnsi="Calibri"/>
-                <w:b w:val="false"/>
-                <w:bCs w:val="false"/>
-                <w:color w:val="111111"/>
-                <w:sz w:val="19"/>
-                <w:szCs w:val="19"/>
-              </w:rPr>
-              <w:t xml:space="preserve">--ink, фон приложения</w:t>
+              <w:t xml:space="preserve">фон всех экранов</w:t>
             </w:r>
           </w:p>
         </w:tc>
@@ -2677,25 +2217,49 @@
       <w:tr>
         <w:tc>
           <w:tcPr>
-            <w:tcW w:type="dxa" w:w="2600"/>
-            <w:tcMar>
-              <w:top w:type="dxa" w:w="80"/>
-              <w:left w:type="dxa" w:w="100"/>
-              <w:bottom w:type="dxa" w:w="80"/>
-              <w:right w:type="dxa" w:w="100"/>
-            </w:tcMar>
-          </w:tcPr>
-          <w:p>
-            <w:r>
-              <w:rPr>
-                <w:rFonts w:ascii="Calibri" w:cs="Calibri" w:eastAsia="Calibri" w:hAnsi="Calibri"/>
-                <w:b w:val="false"/>
-                <w:bCs w:val="false"/>
-                <w:color w:val="111111"/>
-                <w:sz w:val="19"/>
-                <w:szCs w:val="19"/>
-              </w:rPr>
-              <w:t xml:space="preserve">Фирменный бежевый</w:t>
+            <w:tcW w:type="dxa" w:w="2400"/>
+            <w:tcMar>
+              <w:top w:type="dxa" w:w="80"/>
+              <w:left w:type="dxa" w:w="100"/>
+              <w:bottom w:type="dxa" w:w="80"/>
+              <w:right w:type="dxa" w:w="100"/>
+            </w:tcMar>
+          </w:tcPr>
+          <w:p>
+            <w:r>
+              <w:rPr>
+                <w:rFonts w:ascii="Calibri" w:cs="Calibri" w:eastAsia="Calibri" w:hAnsi="Calibri"/>
+                <w:b w:val="false"/>
+                <w:bCs w:val="false"/>
+                <w:color w:val="111111"/>
+                <w:sz w:val="19"/>
+                <w:szCs w:val="19"/>
+              </w:rPr>
+              <w:t xml:space="preserve">Текст</w:t>
+            </w:r>
+          </w:p>
+        </w:tc>
+        <w:tc>
+          <w:tcPr>
+            <w:tcW w:type="dxa" w:w="3800"/>
+            <w:tcMar>
+              <w:top w:type="dxa" w:w="80"/>
+              <w:left w:type="dxa" w:w="100"/>
+              <w:bottom w:type="dxa" w:w="80"/>
+              <w:right w:type="dxa" w:w="100"/>
+            </w:tcMar>
+          </w:tcPr>
+          <w:p>
+            <w:r>
+              <w:rPr>
+                <w:rFonts w:ascii="Calibri" w:cs="Calibri" w:eastAsia="Calibri" w:hAnsi="Calibri"/>
+                <w:b w:val="false"/>
+                <w:bCs w:val="false"/>
+                <w:color w:val="111111"/>
+                <w:sz w:val="19"/>
+                <w:szCs w:val="19"/>
+              </w:rPr>
+              <w:t xml:space="preserve">#E8E8E1 / #1A1A1A</w:t>
             </w:r>
           </w:p>
         </w:tc>
@@ -2719,31 +2283,7 @@
                 <w:sz w:val="19"/>
                 <w:szCs w:val="19"/>
               </w:rPr>
-              <w:t xml:space="preserve">#E8E8E1</w:t>
-            </w:r>
-          </w:p>
-        </w:tc>
-        <w:tc>
-          <w:tcPr>
-            <w:tcW w:type="dxa" w:w="3600"/>
-            <w:tcMar>
-              <w:top w:type="dxa" w:w="80"/>
-              <w:left w:type="dxa" w:w="100"/>
-              <w:bottom w:type="dxa" w:w="80"/>
-              <w:right w:type="dxa" w:w="100"/>
-            </w:tcMar>
-          </w:tcPr>
-          <w:p>
-            <w:r>
-              <w:rPr>
-                <w:rFonts w:ascii="Calibri" w:cs="Calibri" w:eastAsia="Calibri" w:hAnsi="Calibri"/>
-                <w:b w:val="false"/>
-                <w:bCs w:val="false"/>
-                <w:color w:val="111111"/>
-                <w:sz w:val="19"/>
-                <w:szCs w:val="19"/>
-              </w:rPr>
-              <w:t xml:space="preserve">--paper, карточки плитки</w:t>
+              <w:t xml:space="preserve">на тёмном и на светлом</w:t>
             </w:r>
           </w:p>
         </w:tc>
@@ -2751,25 +2291,49 @@
       <w:tr>
         <w:tc>
           <w:tcPr>
-            <w:tcW w:type="dxa" w:w="2600"/>
-            <w:tcMar>
-              <w:top w:type="dxa" w:w="80"/>
-              <w:left w:type="dxa" w:w="100"/>
-              <w:bottom w:type="dxa" w:w="80"/>
-              <w:right w:type="dxa" w:w="100"/>
-            </w:tcMar>
-          </w:tcPr>
-          <w:p>
-            <w:r>
-              <w:rPr>
-                <w:rFonts w:ascii="Calibri" w:cs="Calibri" w:eastAsia="Calibri" w:hAnsi="Calibri"/>
-                <w:b w:val="false"/>
-                <w:bCs w:val="false"/>
-                <w:color w:val="111111"/>
-                <w:sz w:val="19"/>
-                <w:szCs w:val="19"/>
-              </w:rPr>
-              <w:t xml:space="preserve">Жёлтый акцент</w:t>
+            <w:tcW w:type="dxa" w:w="2400"/>
+            <w:tcMar>
+              <w:top w:type="dxa" w:w="80"/>
+              <w:left w:type="dxa" w:w="100"/>
+              <w:bottom w:type="dxa" w:w="80"/>
+              <w:right w:type="dxa" w:w="100"/>
+            </w:tcMar>
+          </w:tcPr>
+          <w:p>
+            <w:r>
+              <w:rPr>
+                <w:rFonts w:ascii="Calibri" w:cs="Calibri" w:eastAsia="Calibri" w:hAnsi="Calibri"/>
+                <w:b w:val="false"/>
+                <w:bCs w:val="false"/>
+                <w:color w:val="111111"/>
+                <w:sz w:val="19"/>
+                <w:szCs w:val="19"/>
+              </w:rPr>
+              <w:t xml:space="preserve">Кнопка</w:t>
+            </w:r>
+          </w:p>
+        </w:tc>
+        <w:tc>
+          <w:tcPr>
+            <w:tcW w:type="dxa" w:w="3800"/>
+            <w:tcMar>
+              <w:top w:type="dxa" w:w="80"/>
+              <w:left w:type="dxa" w:w="100"/>
+              <w:bottom w:type="dxa" w:w="80"/>
+              <w:right w:type="dxa" w:w="100"/>
+            </w:tcMar>
+          </w:tcPr>
+          <w:p>
+            <w:r>
+              <w:rPr>
+                <w:rFonts w:ascii="Calibri" w:cs="Calibri" w:eastAsia="Calibri" w:hAnsi="Calibri"/>
+                <w:b w:val="false"/>
+                <w:bCs w:val="false"/>
+                <w:color w:val="111111"/>
+                <w:sz w:val="19"/>
+                <w:szCs w:val="19"/>
+              </w:rPr>
+              <w:t xml:space="preserve">#FECF00, радиус 999 px, высота 46 px</w:t>
             </w:r>
           </w:p>
         </w:tc>
@@ -2793,31 +2357,7 @@
                 <w:sz w:val="19"/>
                 <w:szCs w:val="19"/>
               </w:rPr>
-              <w:t xml:space="preserve">#FECF00</w:t>
-            </w:r>
-          </w:p>
-        </w:tc>
-        <w:tc>
-          <w:tcPr>
-            <w:tcW w:type="dxa" w:w="3600"/>
-            <w:tcMar>
-              <w:top w:type="dxa" w:w="80"/>
-              <w:left w:type="dxa" w:w="100"/>
-              <w:bottom w:type="dxa" w:w="80"/>
-              <w:right w:type="dxa" w:w="100"/>
-            </w:tcMar>
-          </w:tcPr>
-          <w:p>
-            <w:r>
-              <w:rPr>
-                <w:rFonts w:ascii="Calibri" w:cs="Calibri" w:eastAsia="Calibri" w:hAnsi="Calibri"/>
-                <w:b w:val="false"/>
-                <w:bCs w:val="false"/>
-                <w:color w:val="111111"/>
-                <w:sz w:val="19"/>
-                <w:szCs w:val="19"/>
-              </w:rPr>
-              <w:t xml:space="preserve">--yellow, активная вкладка, кнопки, регион-лидер</w:t>
+              <w:t xml:space="preserve">.btn--primary, .btn--filter</w:t>
             </w:r>
           </w:p>
         </w:tc>
@@ -2825,25 +2365,49 @@
       <w:tr>
         <w:tc>
           <w:tcPr>
-            <w:tcW w:type="dxa" w:w="2600"/>
-            <w:tcMar>
-              <w:top w:type="dxa" w:w="80"/>
-              <w:left w:type="dxa" w:w="100"/>
-              <w:bottom w:type="dxa" w:w="80"/>
-              <w:right w:type="dxa" w:w="100"/>
-            </w:tcMar>
-          </w:tcPr>
-          <w:p>
-            <w:r>
-              <w:rPr>
-                <w:rFonts w:ascii="Calibri" w:cs="Calibri" w:eastAsia="Calibri" w:hAnsi="Calibri"/>
-                <w:b w:val="false"/>
-                <w:bCs w:val="false"/>
-                <w:color w:val="111111"/>
-                <w:sz w:val="19"/>
-                <w:szCs w:val="19"/>
-              </w:rPr>
-              <w:t xml:space="preserve">Скругление карточек</w:t>
+            <w:tcW w:type="dxa" w:w="2400"/>
+            <w:tcMar>
+              <w:top w:type="dxa" w:w="80"/>
+              <w:left w:type="dxa" w:w="100"/>
+              <w:bottom w:type="dxa" w:w="80"/>
+              <w:right w:type="dxa" w:w="100"/>
+            </w:tcMar>
+          </w:tcPr>
+          <w:p>
+            <w:r>
+              <w:rPr>
+                <w:rFonts w:ascii="Calibri" w:cs="Calibri" w:eastAsia="Calibri" w:hAnsi="Calibri"/>
+                <w:b w:val="false"/>
+                <w:bCs w:val="false"/>
+                <w:color w:val="111111"/>
+                <w:sz w:val="19"/>
+                <w:szCs w:val="19"/>
+              </w:rPr>
+              <w:t xml:space="preserve">Карточка</w:t>
+            </w:r>
+          </w:p>
+        </w:tc>
+        <w:tc>
+          <w:tcPr>
+            <w:tcW w:type="dxa" w:w="3800"/>
+            <w:tcMar>
+              <w:top w:type="dxa" w:w="80"/>
+              <w:left w:type="dxa" w:w="100"/>
+              <w:bottom w:type="dxa" w:w="80"/>
+              <w:right w:type="dxa" w:w="100"/>
+            </w:tcMar>
+          </w:tcPr>
+          <w:p>
+            <w:r>
+              <w:rPr>
+                <w:rFonts w:ascii="Calibri" w:cs="Calibri" w:eastAsia="Calibri" w:hAnsi="Calibri"/>
+                <w:b w:val="false"/>
+                <w:bCs w:val="false"/>
+                <w:color w:val="111111"/>
+                <w:sz w:val="19"/>
+                <w:szCs w:val="19"/>
+              </w:rPr>
+              <w:t xml:space="preserve">#E8E8E1, радиус 20 px</w:t>
             </w:r>
           </w:p>
         </w:tc>
@@ -2867,31 +2431,7 @@
                 <w:sz w:val="19"/>
                 <w:szCs w:val="19"/>
               </w:rPr>
-              <w:t xml:space="preserve">border-radius: 20px</w:t>
-            </w:r>
-          </w:p>
-        </w:tc>
-        <w:tc>
-          <w:tcPr>
-            <w:tcW w:type="dxa" w:w="3600"/>
-            <w:tcMar>
-              <w:top w:type="dxa" w:w="80"/>
-              <w:left w:type="dxa" w:w="100"/>
-              <w:bottom w:type="dxa" w:w="80"/>
-              <w:right w:type="dxa" w:w="100"/>
-            </w:tcMar>
-          </w:tcPr>
-          <w:p>
-            <w:r>
-              <w:rPr>
-                <w:rFonts w:ascii="Calibri" w:cs="Calibri" w:eastAsia="Calibri" w:hAnsi="Calibri"/>
-                <w:b w:val="false"/>
-                <w:bCs w:val="false"/>
-                <w:color w:val="111111"/>
-                <w:sz w:val="19"/>
-                <w:szCs w:val="19"/>
-              </w:rPr>
-              <w:t xml:space="preserve">.card, .shares</w:t>
+              <w:t xml:space="preserve">.card</w:t>
             </w:r>
           </w:p>
         </w:tc>
@@ -2899,25 +2439,49 @@
       <w:tr>
         <w:tc>
           <w:tcPr>
-            <w:tcW w:type="dxa" w:w="2600"/>
-            <w:tcMar>
-              <w:top w:type="dxa" w:w="80"/>
-              <w:left w:type="dxa" w:w="100"/>
-              <w:bottom w:type="dxa" w:w="80"/>
-              <w:right w:type="dxa" w:w="100"/>
-            </w:tcMar>
-          </w:tcPr>
-          <w:p>
-            <w:r>
-              <w:rPr>
-                <w:rFonts w:ascii="Calibri" w:cs="Calibri" w:eastAsia="Calibri" w:hAnsi="Calibri"/>
-                <w:b w:val="false"/>
-                <w:bCs w:val="false"/>
-                <w:color w:val="111111"/>
-                <w:sz w:val="19"/>
-                <w:szCs w:val="19"/>
-              </w:rPr>
-              <w:t xml:space="preserve">Теги-пилюли</w:t>
+            <w:tcW w:type="dxa" w:w="2400"/>
+            <w:tcMar>
+              <w:top w:type="dxa" w:w="80"/>
+              <w:left w:type="dxa" w:w="100"/>
+              <w:bottom w:type="dxa" w:w="80"/>
+              <w:right w:type="dxa" w:w="100"/>
+            </w:tcMar>
+          </w:tcPr>
+          <w:p>
+            <w:r>
+              <w:rPr>
+                <w:rFonts w:ascii="Calibri" w:cs="Calibri" w:eastAsia="Calibri" w:hAnsi="Calibri"/>
+                <w:b w:val="false"/>
+                <w:bCs w:val="false"/>
+                <w:color w:val="111111"/>
+                <w:sz w:val="19"/>
+                <w:szCs w:val="19"/>
+              </w:rPr>
+              <w:t xml:space="preserve">Панель навигации</w:t>
+            </w:r>
+          </w:p>
+        </w:tc>
+        <w:tc>
+          <w:tcPr>
+            <w:tcW w:type="dxa" w:w="3800"/>
+            <w:tcMar>
+              <w:top w:type="dxa" w:w="80"/>
+              <w:left w:type="dxa" w:w="100"/>
+              <w:bottom w:type="dxa" w:w="80"/>
+              <w:right w:type="dxa" w:w="100"/>
+            </w:tcMar>
+          </w:tcPr>
+          <w:p>
+            <w:r>
+              <w:rPr>
+                <w:rFonts w:ascii="Calibri" w:cs="Calibri" w:eastAsia="Calibri" w:hAnsi="Calibri"/>
+                <w:b w:val="false"/>
+                <w:bCs w:val="false"/>
+                <w:color w:val="111111"/>
+                <w:sz w:val="19"/>
+                <w:szCs w:val="19"/>
+              </w:rPr>
+              <w:t xml:space="preserve">rgba(17,17,16,0.94), активный #FECF00</w:t>
             </w:r>
           </w:p>
         </w:tc>
@@ -2941,31 +2505,7 @@
                 <w:sz w:val="19"/>
                 <w:szCs w:val="19"/>
               </w:rPr>
-              <w:t xml:space="preserve">radius 999px, padding 0 16px</w:t>
-            </w:r>
-          </w:p>
-        </w:tc>
-        <w:tc>
-          <w:tcPr>
-            <w:tcW w:type="dxa" w:w="3600"/>
-            <w:tcMar>
-              <w:top w:type="dxa" w:w="80"/>
-              <w:left w:type="dxa" w:w="100"/>
-              <w:bottom w:type="dxa" w:w="80"/>
-              <w:right w:type="dxa" w:w="100"/>
-            </w:tcMar>
-          </w:tcPr>
-          <w:p>
-            <w:r>
-              <w:rPr>
-                <w:rFonts w:ascii="Calibri" w:cs="Calibri" w:eastAsia="Calibri" w:hAnsi="Calibri"/>
-                <w:b w:val="false"/>
-                <w:bCs w:val="false"/>
-                <w:color w:val="111111"/>
-                <w:sz w:val="19"/>
-                <w:szCs w:val="19"/>
-              </w:rPr>
-              <w:t xml:space="preserve">.pill</w:t>
+              <w:t xml:space="preserve">.tabbar</w:t>
             </w:r>
           </w:p>
         </w:tc>
@@ -2973,25 +2513,49 @@
       <w:tr>
         <w:tc>
           <w:tcPr>
-            <w:tcW w:type="dxa" w:w="2600"/>
-            <w:tcMar>
-              <w:top w:type="dxa" w:w="80"/>
-              <w:left w:type="dxa" w:w="100"/>
-              <w:bottom w:type="dxa" w:w="80"/>
-              <w:right w:type="dxa" w:w="100"/>
-            </w:tcMar>
-          </w:tcPr>
-          <w:p>
-            <w:r>
-              <w:rPr>
-                <w:rFonts w:ascii="Calibri" w:cs="Calibri" w:eastAsia="Calibri" w:hAnsi="Calibri"/>
-                <w:b w:val="false"/>
-                <w:bCs w:val="false"/>
-                <w:color w:val="111111"/>
-                <w:sz w:val="19"/>
-                <w:szCs w:val="19"/>
-              </w:rPr>
-              <w:t xml:space="preserve">Переход при hover</w:t>
+            <w:tcW w:type="dxa" w:w="2400"/>
+            <w:tcMar>
+              <w:top w:type="dxa" w:w="80"/>
+              <w:left w:type="dxa" w:w="100"/>
+              <w:bottom w:type="dxa" w:w="80"/>
+              <w:right w:type="dxa" w:w="100"/>
+            </w:tcMar>
+          </w:tcPr>
+          <w:p>
+            <w:r>
+              <w:rPr>
+                <w:rFonts w:ascii="Calibri" w:cs="Calibri" w:eastAsia="Calibri" w:hAnsi="Calibri"/>
+                <w:b w:val="false"/>
+                <w:bCs w:val="false"/>
+                <w:color w:val="111111"/>
+                <w:sz w:val="19"/>
+                <w:szCs w:val="19"/>
+              </w:rPr>
+              <w:t xml:space="preserve">Теги-пилюли</w:t>
+            </w:r>
+          </w:p>
+        </w:tc>
+        <w:tc>
+          <w:tcPr>
+            <w:tcW w:type="dxa" w:w="3800"/>
+            <w:tcMar>
+              <w:top w:type="dxa" w:w="80"/>
+              <w:left w:type="dxa" w:w="100"/>
+              <w:bottom w:type="dxa" w:w="80"/>
+              <w:right w:type="dxa" w:w="100"/>
+            </w:tcMar>
+          </w:tcPr>
+          <w:p>
+            <w:r>
+              <w:rPr>
+                <w:rFonts w:ascii="Calibri" w:cs="Calibri" w:eastAsia="Calibri" w:hAnsi="Calibri"/>
+                <w:b w:val="false"/>
+                <w:bCs w:val="false"/>
+                <w:color w:val="111111"/>
+                <w:sz w:val="19"/>
+                <w:szCs w:val="19"/>
+              </w:rPr>
+              <w:t xml:space="preserve">радиус 999, паддинг 0 × 16</w:t>
             </w:r>
           </w:p>
         </w:tc>
@@ -3015,31 +2579,7 @@
                 <w:sz w:val="19"/>
                 <w:szCs w:val="19"/>
               </w:rPr>
-              <w:t xml:space="preserve">transition: 0.2s</w:t>
-            </w:r>
-          </w:p>
-        </w:tc>
-        <w:tc>
-          <w:tcPr>
-            <w:tcW w:type="dxa" w:w="3600"/>
-            <w:tcMar>
-              <w:top w:type="dxa" w:w="80"/>
-              <w:left w:type="dxa" w:w="100"/>
-              <w:bottom w:type="dxa" w:w="80"/>
-              <w:right w:type="dxa" w:w="100"/>
-            </w:tcMar>
-          </w:tcPr>
-          <w:p>
-            <w:r>
-              <w:rPr>
-                <w:rFonts w:ascii="Calibri" w:cs="Calibri" w:eastAsia="Calibri" w:hAnsi="Calibri"/>
-                <w:b w:val="false"/>
-                <w:bCs w:val="false"/>
-                <w:color w:val="111111"/>
-                <w:sz w:val="19"/>
-                <w:szCs w:val="19"/>
-              </w:rPr>
-              <w:t xml:space="preserve">--fast</w:t>
+              <w:t xml:space="preserve">.pill</w:t>
             </w:r>
           </w:p>
         </w:tc>
@@ -3047,7 +2587,81 @@
       <w:tr>
         <w:tc>
           <w:tcPr>
-            <w:tcW w:type="dxa" w:w="2600"/>
+            <w:tcW w:type="dxa" w:w="2400"/>
+            <w:tcMar>
+              <w:top w:type="dxa" w:w="80"/>
+              <w:left w:type="dxa" w:w="100"/>
+              <w:bottom w:type="dxa" w:w="80"/>
+              <w:right w:type="dxa" w:w="100"/>
+            </w:tcMar>
+          </w:tcPr>
+          <w:p>
+            <w:r>
+              <w:rPr>
+                <w:rFonts w:ascii="Calibri" w:cs="Calibri" w:eastAsia="Calibri" w:hAnsi="Calibri"/>
+                <w:b w:val="false"/>
+                <w:bCs w:val="false"/>
+                <w:color w:val="111111"/>
+                <w:sz w:val="19"/>
+                <w:szCs w:val="19"/>
+              </w:rPr>
+              <w:t xml:space="preserve">Переход при hover</w:t>
+            </w:r>
+          </w:p>
+        </w:tc>
+        <w:tc>
+          <w:tcPr>
+            <w:tcW w:type="dxa" w:w="3800"/>
+            <w:tcMar>
+              <w:top w:type="dxa" w:w="80"/>
+              <w:left w:type="dxa" w:w="100"/>
+              <w:bottom w:type="dxa" w:w="80"/>
+              <w:right w:type="dxa" w:w="100"/>
+            </w:tcMar>
+          </w:tcPr>
+          <w:p>
+            <w:r>
+              <w:rPr>
+                <w:rFonts w:ascii="Calibri" w:cs="Calibri" w:eastAsia="Calibri" w:hAnsi="Calibri"/>
+                <w:b w:val="false"/>
+                <w:bCs w:val="false"/>
+                <w:color w:val="111111"/>
+                <w:sz w:val="19"/>
+                <w:szCs w:val="19"/>
+              </w:rPr>
+              <w:t xml:space="preserve">0.2s</w:t>
+            </w:r>
+          </w:p>
+        </w:tc>
+        <w:tc>
+          <w:tcPr>
+            <w:tcW w:type="dxa" w:w="3400"/>
+            <w:tcMar>
+              <w:top w:type="dxa" w:w="80"/>
+              <w:left w:type="dxa" w:w="100"/>
+              <w:bottom w:type="dxa" w:w="80"/>
+              <w:right w:type="dxa" w:w="100"/>
+            </w:tcMar>
+          </w:tcPr>
+          <w:p>
+            <w:r>
+              <w:rPr>
+                <w:rFonts w:ascii="Calibri" w:cs="Calibri" w:eastAsia="Calibri" w:hAnsi="Calibri"/>
+                <w:b w:val="false"/>
+                <w:bCs w:val="false"/>
+                <w:color w:val="111111"/>
+                <w:sz w:val="19"/>
+                <w:szCs w:val="19"/>
+              </w:rPr>
+              <w:t xml:space="preserve">--fast</w:t>
+            </w:r>
+          </w:p>
+        </w:tc>
+      </w:tr>
+      <w:tr>
+        <w:tc>
+          <w:tcPr>
+            <w:tcW w:type="dxa" w:w="2400"/>
             <w:tcMar>
               <w:top w:type="dxa" w:w="80"/>
               <w:left w:type="dxa" w:w="100"/>
@@ -3071,31 +2685,31 @@
         </w:tc>
         <w:tc>
           <w:tcPr>
+            <w:tcW w:type="dxa" w:w="3800"/>
+            <w:tcMar>
+              <w:top w:type="dxa" w:w="80"/>
+              <w:left w:type="dxa" w:w="100"/>
+              <w:bottom w:type="dxa" w:w="80"/>
+              <w:right w:type="dxa" w:w="100"/>
+            </w:tcMar>
+          </w:tcPr>
+          <w:p>
+            <w:r>
+              <w:rPr>
+                <w:rFonts w:ascii="Calibri" w:cs="Calibri" w:eastAsia="Calibri" w:hAnsi="Calibri"/>
+                <w:b w:val="false"/>
+                <w:bCs w:val="false"/>
+                <w:color w:val="111111"/>
+                <w:sz w:val="19"/>
+                <w:szCs w:val="19"/>
+              </w:rPr>
+              <w:t xml:space="preserve">Formular заменён на Inter/Helvetica Neue/Arial</w:t>
+            </w:r>
+          </w:p>
+        </w:tc>
+        <w:tc>
+          <w:tcPr>
             <w:tcW w:type="dxa" w:w="3400"/>
-            <w:tcMar>
-              <w:top w:type="dxa" w:w="80"/>
-              <w:left w:type="dxa" w:w="100"/>
-              <w:bottom w:type="dxa" w:w="80"/>
-              <w:right w:type="dxa" w:w="100"/>
-            </w:tcMar>
-          </w:tcPr>
-          <w:p>
-            <w:r>
-              <w:rPr>
-                <w:rFonts w:ascii="Calibri" w:cs="Calibri" w:eastAsia="Calibri" w:hAnsi="Calibri"/>
-                <w:b w:val="false"/>
-                <w:bCs w:val="false"/>
-                <w:color w:val="111111"/>
-                <w:sz w:val="19"/>
-                <w:szCs w:val="19"/>
-              </w:rPr>
-              <w:t xml:space="preserve">Formular (проприетарный) → заменён на Inter/Helvetica Neue/Arial</w:t>
-            </w:r>
-          </w:p>
-        </w:tc>
-        <w:tc>
-          <w:tcPr>
-            <w:tcW w:type="dxa" w:w="3600"/>
             <w:tcMar>
               <w:top w:type="dxa" w:w="80"/>
               <w:left w:type="dxa" w:w="100"/>
@@ -3146,7 +2760,7 @@
           <w:i w:val="false"/>
           <w:iCs w:val="false"/>
         </w:rPr>
-        <w:t xml:space="preserve">Три точных цвета, которые стоит назвать преподавателю сразу: #1A1A1A, #E8E8E1, #FECF00. Про шрифт — важно сказать вслух, что оригинальный Formular проприетарный, поэтому взят системный гротеск с похожим рисунком, и это честнее, чем нелегальная копия шрифта.</w:t>
+        <w:t xml:space="preserve">Про шрифт стоит сказать вслух: оригинальный Formular проприетарный, поэтому взят системный гротеск с похожим рисунком — это честнее, чем нелегальная копия.</w:t>
       </w:r>
     </w:p>
     <w:p>
@@ -3164,7 +2778,7 @@
           <w:bCs/>
           <w:color w:val="1A1A1A"/>
         </w:rPr>
-        <w:t xml:space="preserve">9. Расчёт долей регионов — задел на «заявку» ЛР3</w:t>
+        <w:t xml:space="preserve">10. Расчёт долей регионов — задел на «заявку» ЛР3</w:t>
       </w:r>
     </w:p>
     <w:p>
@@ -3179,7 +2793,7 @@
           <w:i w:val="false"/>
           <w:iCs w:val="false"/>
         </w:rPr>
-        <w:t xml:space="preserve">Тема варианта требует «заявку»: расчёт удельного веса импорта из разных регионов для реконструкции торговых путей. В ЛР1 это не отдельная страница, а встроенный в плитку расчёт, который уже полностью работает на реальных данных — это стоит подчеркнуть, чтобы показать, что тема продумана на весь семестр вперёд.</w:t>
+        <w:t xml:space="preserve">Тема требует заявку: расчёт удельного веса импорта из разных регионов. В ЛР1 это встроенный в плитку расчёт, который уже работает на реальных данных — это стоит подчеркнуть.</w:t>
       </w:r>
     </w:p>
     <w:p>
@@ -3211,7 +2825,7 @@
           <w:sz w:val="19"/>
           <w:szCs w:val="19"/>
         </w:rPr>
-        <w:t xml:space="preserve">    // группируем ОПУБЛИКОВАННЫЕ категории по полю Region,</w:t>
+        <w:t xml:space="preserve">    // группируем действующие категории по полю Region,</w:t>
       </w:r>
     </w:p>
     <w:p>
@@ -3274,7 +2888,7 @@
           <w:i w:val="false"/>
           <w:iCs w:val="false"/>
         </w:rPr>
-        <w:t xml:space="preserve">Итог выводится на вкладке «Плитка» полосовой диаграммой, реализованной чистым CSS (ширина полосы через inline style с процентом, без единой строчки JavaScript). Сейчас в сводке 1306 фрагментов, лидируют Аттика (~29%) и Южное Причерноморье (~25%).</w:t>
+        <w:t xml:space="preserve">Итог выводится полосовой диаграммой на чистом CSS, без JavaScript. Сейчас в сводке 1343 фрагмента, лидируют Аттика (28.4 %) и Южное Причерноморье (24.7 %).</w:t>
       </w:r>
     </w:p>
     <w:p>
@@ -3289,7 +2903,7 @@
           <w:i w:val="false"/>
           <w:iCs w:val="false"/>
         </w:rPr>
-        <w:t xml:space="preserve">В ЛР3 эта логика переедет в отдельную сущность «Заявка» (заголовок + статус + связь many-to-many с категориями импорта, конкретный набор которых выбирает пользователь), а расчёт останется тем же по сути — просто будет считаться не по всей коллекции, а по выбранному подмножеству записей заявки.</w:t>
+        <w:t xml:space="preserve">В ЛР3 эта логика переедет в отдельную сущность «Заявка» со статусом «черновик» и связью многие-ко-многим с категориями импорта.</w:t>
       </w:r>
     </w:p>
     <w:p>
@@ -3307,7 +2921,7 @@
           <w:bCs/>
           <w:color w:val="1A1A1A"/>
         </w:rPr>
-        <w:t xml:space="preserve">10. Контрольные вопросы курса — развёрнутые ответы</w:t>
+        <w:t xml:space="preserve">11. Контрольные вопросы курса — развёрнутые ответы</w:t>
       </w:r>
     </w:p>
     <w:p>
@@ -3350,7 +2964,7 @@
         <w:rPr>
           <w:rFonts w:ascii="Calibri" w:cs="Calibri" w:eastAsia="Calibri" w:hAnsi="Calibri"/>
         </w:rPr>
-        <w:t xml:space="preserve">MVT — вариант MVC, принятый в Go/Django-подобных фреймворках. Model и Template соответствуют Model и View из MVC один в один. А то, что в MVC называют View (промежуточный код между запросом и данными), в MVT называют — и это важно не перепутать — тоже View, но по смыслу это уже контроллер: он не рисует HTML сам, а выбирает шаблон и передаёт ему данные. Роль настоящего контроллера (роутинг URL → функция) в MVT берёт на себя фреймворк.</w:t>
+        <w:t xml:space="preserve">MVT — вариант MVC из Go/Django-подобных фреймворков. Model и Template соответствуют Model и View из MVC. А то, что в MVC называют View, в MVT называют тоже View, но по смыслу это контроллер: он не рисует HTML сам, а выбирает шаблон и передаёт ему данные. Роль настоящего контроллера — сопоставление URL и функции — берёт на себя фреймворк.</w:t>
       </w:r>
     </w:p>
     <w:p>
@@ -3393,7 +3007,7 @@
         <w:rPr>
           <w:rFonts w:ascii="Calibri" w:cs="Calibri" w:eastAsia="Calibri" w:hAnsi="Calibri"/>
         </w:rPr>
-        <w:t xml:space="preserve">Controller — маршрутизатор Gin внутри Handler.RegisterHandler, который сопоставляет URL с функцией-обработчиком. Model — структура ImportCategory (internal/app/ds) и Repository, который хранит коллекцию и умеет её фильтровать/агрегировать. View — HTML-шаблоны в templates/ плюс CSS в resources/styles/.</w:t>
+        <w:t xml:space="preserve">Controller — маршрутизатор Gin внутри Handler.RegisterHandler. Model — структура ImportCategory (пакет ds) и Repository, который хранит коллекцию и умеет её фильтровать и агрегировать. View — HTML-шаблоны в templates/ плюс CSS в resources/styles/.</w:t>
       </w:r>
     </w:p>
     <w:p>
@@ -3436,7 +3050,7 @@
         <w:rPr>
           <w:rFonts w:ascii="Calibri" w:cs="Calibri" w:eastAsia="Calibri" w:hAnsi="Calibri"/>
         </w:rPr>
-        <w:t xml:space="preserve">Это подстановка данных в заранее заготовленный HTML-скелет вместо генерации разметки строками в коде. У меня это html/template из стандартной библиотеки Go: шаблоны компилируются один раз при старте (LoadHTMLGlob), а при каждом запросе в них подставляется gin.H с данными. Механизм контекстно-зависимого экранирования защищает от XSS без дополнительного кода.</w:t>
+        <w:t xml:space="preserve">Подстановка данных в заранее заготовленный HTML вместо генерации разметки строками в коде. У меня это html/template из стандартной библиотеки Go: шаблоны компилируются один раз при старте через LoadHTMLGlob, а при каждом запросе в них подставляется gin.H с данными. Контекстно-зависимое экранирование защищает от XSS без дополнительного кода.</w:t>
       </w:r>
     </w:p>
     <w:p>
@@ -3479,7 +3093,7 @@
         <w:rPr>
           <w:rFonts w:ascii="Calibri" w:cs="Calibri" w:eastAsia="Calibri" w:hAnsi="Calibri"/>
         </w:rPr>
-        <w:t xml:space="preserve">HTTP — протокол прикладного уровня, 7-й уровень модели OSI, работает поверх TCP (4-й, транспортный уровень). Запрос состоит из стартовой строки «метод URI версия», заголовков и (не всегда) тела. В лабораторной используется только метод GET — то есть без тела запроса, все параметры передаются через путь URL (:id) или query string (?min_finds=).</w:t>
+        <w:t xml:space="preserve">HTTP — протокол прикладного уровня, 7-й уровень OSI, работает поверх TCP (4-й уровень). Запрос состоит из стартовой строки «метод URI версия», заголовков и необязательного тела. В работе используется только GET, поэтому все параметры идут через путь URL (:id) или query string (?date_start=).</w:t>
       </w:r>
     </w:p>
     <w:p>
@@ -3502,7 +3116,7 @@
           <w:bCs/>
           <w:color w:val="1A1A1A"/>
         </w:rPr>
-        <w:t xml:space="preserve">Какие коды состояния HTTP использует приложение?</w:t>
+        <w:t xml:space="preserve">Какие коды состояния использует приложение?</w:t>
       </w:r>
     </w:p>
     <w:p>
@@ -3522,7 +3136,7 @@
         <w:rPr>
           <w:rFonts w:ascii="Calibri" w:cs="Calibri" w:eastAsia="Calibri" w:hAnsi="Calibri"/>
         </w:rPr>
-        <w:t xml:space="preserve">200 OK — успешный рендер страницы; 302 Found — редирект с / и /feed на первую карточку ленты (c.Redirect); 404 Not Found — запрос несуществующей, черновой или удалённой категории через /feed/:id (рендерится error.html).</w:t>
+        <w:t xml:space="preserve">200 OK — успешный рендер; 302 Found — редирект с / на первую карточку ленты; 404 Not Found — запрос несуществующей или удалённой категории, рендерится error.html.</w:t>
       </w:r>
     </w:p>
     <w:p>
@@ -3545,7 +3159,7 @@
           <w:bCs/>
           <w:color w:val="1A1A1A"/>
         </w:rPr>
-        <w:t xml:space="preserve">Что такое Web и как он устроен в вашем случае?</w:t>
+        <w:t xml:space="preserve">Почему для фильтрации выбран GET, а не POST?</w:t>
       </w:r>
     </w:p>
     <w:p>
@@ -3565,7 +3179,7 @@
         <w:rPr>
           <w:rFonts w:ascii="Calibri" w:cs="Calibri" w:eastAsia="Calibri" w:hAnsi="Calibri"/>
         </w:rPr>
-        <w:t xml:space="preserve">Web — клиент-серверная архитектура поверх HTTP: браузер запрашивает документ по URL, получает HTML, затем догружает связанные ресурсы. У меня HTML отдаёт Go-приложение (порт 8080), а изображения — отдельный сервис хранения MinIO (порт 9000) по собственным прямым ссылкам. Это нормальная практика: статический контент и динамический рендеринг разносят по разным сервисам.</w:t>
+        <w:t xml:space="preserve">Фильтрация — операция чтения: она не меняет состояние на сервере и идемпотентна. По HTTP-семантике для этого предназначен GET, а его параметры видны в URL, поэтому отфильтрованную страницу можно переслать ссылкой или сохранить в закладки.</w:t>
       </w:r>
     </w:p>
     <w:p>
@@ -3588,7 +3202,7 @@
           <w:bCs/>
           <w:color w:val="1A1A1A"/>
         </w:rPr>
-        <w:t xml:space="preserve">Почему для фильтрации выбран GET, а не POST?</w:t>
+        <w:t xml:space="preserve">Почему статус deleted не убирает запись из массива?</w:t>
       </w:r>
     </w:p>
     <w:p>
@@ -3608,7 +3222,7 @@
         <w:rPr>
           <w:rFonts w:ascii="Calibri" w:cs="Calibri" w:eastAsia="Calibri" w:hAnsi="Calibri"/>
         </w:rPr>
-        <w:t xml:space="preserve">Потому что фильтрация — это операция чтения, она не меняет состояние на сервере и идемпотентна (повторный запрос с теми же параметрами вернёт тот же результат). По HTTP-семантике GET для этого и предназначен, а его параметры видны в URL — фильтр можно сохранить в закладки или переслать ссылкой.</w:t>
+        <w:t xml:space="preserve">Это мягкое удаление (soft delete) — стандартный приём реальных БД: запись остаётся, но помечается флагом и перестаёт попадать в публичные выборки. Так её можно восстановить и сохранить историю, что невозможно при физическом удалении.</w:t>
       </w:r>
     </w:p>
     <w:p>
@@ -3631,7 +3245,7 @@
           <w:bCs/>
           <w:color w:val="1A1A1A"/>
         </w:rPr>
-        <w:t xml:space="preserve">Почему статус deleted не просто убирает запись из массива?</w:t>
+        <w:t xml:space="preserve">Почему у услуги нет статуса «черновик»?</w:t>
       </w:r>
     </w:p>
     <w:p>
@@ -3651,7 +3265,7 @@
         <w:rPr>
           <w:rFonts w:ascii="Calibri" w:cs="Calibri" w:eastAsia="Calibri" w:hAnsi="Calibri"/>
         </w:rPr>
-        <w:t xml:space="preserve">Это имитация «мягкого удаления» (soft delete), стандартного приёма в реальных БД: запись физически остаётся, но помечается флагом и перестаёт быть видимой во всех публичных выборках. Это позволяет, например, восстановить запись или вести историю — то, что было бы невозможно при физическом удалении из массива.</w:t>
+        <w:t xml:space="preserve">По методичке черновик — статус заявки, а не услуги: заявка формируется пользователем и до отправки лежит черновиком. У услуги состояний два: действует и удалена. Черновик появится в ЛР3 вместе со второй сущностью.</w:t>
       </w:r>
     </w:p>
     <w:p>
@@ -3674,7 +3288,7 @@
           <w:bCs/>
           <w:color w:val="1A1A1A"/>
         </w:rPr>
-        <w:t xml:space="preserve">Зачем медиа хранится отдельно, в MinIO, а не в папке проекта?</w:t>
+        <w:t xml:space="preserve">Зачем медиа хранится в MinIO, а не в папке проекта?</w:t>
       </w:r>
     </w:p>
     <w:p>
@@ -3694,7 +3308,7 @@
         <w:rPr>
           <w:rFonts w:ascii="Calibri" w:cs="Calibri" w:eastAsia="Calibri" w:hAnsi="Calibri"/>
         </w:rPr>
-        <w:t xml:space="preserve">Так ближе к реальной архитектуре: в модели ImportCategory хранится не сам файл, а ссылка на объект (ImageURL/VideoURL) во внешнем хранилище. Это позволяет масштабировать хранение независимо от кода приложения, отдавать статический контент через CDN и не раздувать репозиторий бинарными файлами.</w:t>
+        <w:t xml:space="preserve">Так ближе к реальной архитектуре: в модели хранится не сам файл, а ссылка на объект во внешнем хранилище. Это позволяет масштабировать хранение независимо от приложения, отдавать статику через CDN и не держать бинарные файлы в репозитории.</w:t>
       </w:r>
     </w:p>
     <w:p>
@@ -3737,7 +3351,7 @@
         <w:rPr>
           <w:rFonts w:ascii="Calibri" w:cs="Calibri" w:eastAsia="Calibri" w:hAnsi="Calibri"/>
         </w:rPr>
-        <w:t xml:space="preserve">Нигде — по требованию лабораторной работы весь интерфейс, включая фильтрацию, полосовую диаграмму долей регионов и hover-эффекты, сделан только на HTML и CSS (формы с method="get" и стандартной отправкой, CSS-переходы и transform на :hover).</w:t>
+        <w:t xml:space="preserve">Нигде. Фильтрация — обычная форма с method="get"; диаграмма долей — CSS-полосы с шириной в процентах; раскрытие описания по «Ещё» — скрытый чекбокс и label с CSS-селектором :checked; автопроигрывание видео — атрибуты HTML.</w:t>
       </w:r>
     </w:p>
     <w:p>
@@ -3755,7 +3369,7 @@
           <w:bCs/>
           <w:color w:val="1A1A1A"/>
         </w:rPr>
-        <w:t xml:space="preserve">11. Вероятные дополнительные вопросы</w:t>
+        <w:t xml:space="preserve">12. Вероятные дополнительные вопросы</w:t>
       </w:r>
     </w:p>
     <w:p>
@@ -3778,7 +3392,7 @@
           <w:bCs/>
           <w:color w:val="1A1A1A"/>
         </w:rPr>
-        <w:t xml:space="preserve">Почему тема — импортные находки, а не обычный интернет-магазин?</w:t>
+        <w:t xml:space="preserve">Почему сущность называется import_categories, а не services?</w:t>
       </w:r>
     </w:p>
     <w:p>
@@ -3798,7 +3412,7 @@
         <w:rPr>
           <w:rFonts w:ascii="Calibri" w:cs="Calibri" w:eastAsia="Calibri" w:hAnsi="Calibri"/>
         </w:rPr>
-        <w:t xml:space="preserve">Вариант задания привязан к теме «История и культура»: услуга здесь — не товар на продажу, а категория археологических находок с указанием центра производства, а будущая заявка — не заказ, а аналитический расчёт (доля импорта по регионам) для реконструкции торговых путей античности.</w:t>
+        <w:t xml:space="preserve">Потому что имя должно отражать предметную область варианта: услуга здесь — категория импортных товаров. Это имя используется сквозно: файлы (import_category.go, import_categories.go), коллекция, три URL, бакет MinIO и будущая таблица в PostgreSQL в ЛР2.</w:t>
       </w:r>
     </w:p>
     <w:p>
@@ -3841,7 +3455,7 @@
         <w:rPr>
           <w:rFonts w:ascii="Calibri" w:cs="Calibri" w:eastAsia="Calibri" w:hAnsi="Calibri"/>
         </w:rPr>
-        <w:t xml:space="preserve">В ЛР2 коллекция переедет из массива в памяти в PostgreSQL через GORM — появятся миграции и связи между таблицами. В ЛР3 появится вторая сущность «Заявка» (расчёт долей регионов по выбранному пользователем набору категорий) со связью many-to-many с категориями импорта, а также операции создания/сохранения, которых пока в проекте нет намеренно.</w:t>
+        <w:t xml:space="preserve">В ЛР2 коллекция переедет из массива в PostgreSQL через GORM — таблица import_categories, миграции, связи. В ЛР3 появится вторая сущность «Заявка» (расчёт долей по выбранному набору категорий) со статусом «черновик» и связью многие-ко-многим, а также операции создания и сохранения, которых пока нет намеренно.</w:t>
       </w:r>
     </w:p>
     <w:p>
@@ -3864,7 +3478,7 @@
           <w:bCs/>
           <w:color w:val="1A1A1A"/>
         </w:rPr>
-        <w:t xml:space="preserve">Почему для бэкенда выбран Go и Gin?</w:t>
+        <w:t xml:space="preserve">Почему выбраны Go и Gin?</w:t>
       </w:r>
     </w:p>
     <w:p>
@@ -3884,7 +3498,7 @@
         <w:rPr>
           <w:rFonts w:ascii="Calibri" w:cs="Calibri" w:eastAsia="Calibri" w:hAnsi="Calibri"/>
         </w:rPr>
-        <w:t xml:space="preserve">Go даёт быструю компиляцию и статическую типизацию, что упрощает поддержку по мере роста проекта (ЛР2–ЛР4), а Gin — популярный минималистичный веб-фреймворк с удобной маршрутизацией и встроенной поддержкой html/template, не навязывающий лишней архитектуры сверх MVT.</w:t>
+        <w:t xml:space="preserve">Go даёт быструю компиляцию и статическую типизацию, что упрощает поддержку по мере роста проекта, а Gin — минималистичный фреймворк с удобной маршрутизацией и встроенной поддержкой html/template, не навязывающий лишней архитектуры сверх MVT.</w:t>
       </w:r>
     </w:p>
     <w:p>
@@ -3907,7 +3521,7 @@
           <w:bCs/>
           <w:color w:val="1A1A1A"/>
         </w:rPr>
-        <w:t xml:space="preserve">Как работает пагинация/сортировка в плитке?</w:t>
+        <w:t xml:space="preserve">Как отсортирован список категорий?</w:t>
       </w:r>
     </w:p>
     <w:p>
@@ -3927,7 +3541,7 @@
         <w:rPr>
           <w:rFonts w:ascii="Calibri" w:cs="Calibri" w:eastAsia="Calibri" w:hAnsi="Calibri"/>
         </w:rPr>
-        <w:t xml:space="preserve">Отдельной пагинации нет (по заданию ЛР1 не требуется), но список сортируется на сервере по убыванию числа находок (sort.Slice в GetPublished) — это тоже серверная логика, а не JS на клиенте.</w:t>
+        <w:t xml:space="preserve">Хронологически — от самых ранних категорий к поздним. Сортировка выполняется на сервере в методе ImportCategories через sort.Slice; поскольку год до н. э. хранится положительным числом, сравнение там инвертировано.</w:t>
       </w:r>
     </w:p>
     <w:p>
@@ -3970,7 +3584,7 @@
         <w:rPr>
           <w:rFonts w:ascii="Calibri" w:cs="Calibri" w:eastAsia="Calibri" w:hAnsi="Calibri"/>
         </w:rPr>
-        <w:t xml:space="preserve">Через logrus: каждый обработчик пишет структурированную строку лога (например, «GET /catalog?min_finds=150 — найдено 3 услуги»), плюс встроенный логгер Gin (gin.Default()) пишет строку на каждый HTTP-запрос с кодом ответа и временем обработки.</w:t>
+        <w:t xml:space="preserve">Через logrus: каждый обработчик пишет строку вида «GET /import_categories?date_start=0500-01-01 — найдено 6 категорий», плюс встроенный логгер Gin пишет строку на каждый HTTP-запрос с кодом ответа и временем обработки.</w:t>
       </w:r>
     </w:p>
     <w:p>
@@ -3988,7 +3602,7 @@
           <w:bCs/>
           <w:color w:val="1A1A1A"/>
         </w:rPr>
-        <w:t xml:space="preserve">12. Порядок показа на защите</w:t>
+        <w:t xml:space="preserve">13. Порядок показа на защите</w:t>
       </w:r>
     </w:p>
     <w:p>
@@ -4004,7 +3618,7 @@
         <w:rPr>
           <w:rFonts w:ascii="Calibri" w:cs="Calibri" w:eastAsia="Calibri" w:hAnsi="Calibri"/>
         </w:rPr>
-        <w:t xml:space="preserve">1–7: макеты трёх экранов в Figma рядом с теми же экранами в живом приложении — назвать тему варианта и объяснить, что такое «услуга» в этом варианте.</w:t>
+        <w:t xml:space="preserve">Скриншоты 1–7: задание по теме-варианту из списка; макеты трёх экранов в Figma рядом с теми же экранами в приложении.</w:t>
       </w:r>
     </w:p>
     <w:p>
@@ -4020,7 +3634,7 @@
         <w:rPr>
           <w:rFonts w:ascii="Calibri" w:cs="Calibri" w:eastAsia="Calibri" w:hAnsi="Calibri"/>
         </w:rPr>
-        <w:t xml:space="preserve">8–9: открыть arzamas.academy рядом с макетом, назвать три скопированных цвета (#1A1A1A, #E8E8E1, #FECF00) и один параметр (radius 20px или transition 0.2s).</w:t>
+        <w:t xml:space="preserve">Скриншоты 8–9: arzamas.academy рядом с макетом; назвать кнопку, фон, текст, карточку и панель навигации с точными цветами, показать их в app.css (блок :root).</w:t>
       </w:r>
     </w:p>
     <w:p>
@@ -4036,7 +3650,7 @@
         <w:rPr>
           <w:rFonts w:ascii="Calibri" w:cs="Calibri" w:eastAsia="Calibri" w:hAnsi="Calibri"/>
         </w:rPr>
-        <w:t xml:space="preserve">10–12: пройтись по трём живым страницам приложения; во вкладке Network показать, что min_finds уходит в query string, а id услуги — в пути URL.</w:t>
+        <w:t xml:space="preserve">Скриншоты 10–12: три страницы приложения; во вкладке Network показать date_start в query string и id услуги в пути URL.</w:t>
       </w:r>
     </w:p>
     <w:p>
@@ -4052,7 +3666,7 @@
         <w:rPr>
           <w:rFonts w:ascii="Calibri" w:cs="Calibri" w:eastAsia="Calibri" w:hAnsi="Calibri"/>
         </w:rPr>
-        <w:t xml:space="preserve">13–17: открыть HTML Response страницы плитки, найти ссылки на rip-media/img/…, показать код repository.New, где формируются ImageURL/VideoURL, и их использование в шаблонах.</w:t>
+        <w:t xml:space="preserve">Скриншоты 13–17: HTML Response страницы плитки со ссылками на import-categories/img/… и /video/…; в коде — repository.New, где эти ссылки формируются, и их использование в трёх шаблонах.</w:t>
       </w:r>
     </w:p>
     <w:p>
@@ -4068,23 +3682,7 @@
         <w:rPr>
           <w:rFonts w:ascii="Calibri" w:cs="Calibri" w:eastAsia="Calibri" w:hAnsi="Calibri"/>
         </w:rPr>
-        <w:t xml:space="preserve">18–19: показать RegisterHandler — три URL и три функции-обработчика; показать Repository.GetPublished(minFinds) как место, где происходит фильтрация.</w:t>
-      </w:r>
-    </w:p>
-    <w:p>
-      <w:pPr>
-        <w:pStyle w:val="ListParagraph"/>
-        <w:numPr>
-          <w:ilvl w:val="0"/>
-          <w:numId w:val="1"/>
-        </w:numPr>
-        <w:spacing w:after="80" w:line="280"/>
-      </w:pPr>
-      <w:r>
-        <w:rPr>
-          <w:rFonts w:ascii="Calibri" w:cs="Calibri" w:eastAsia="Calibri" w:hAnsi="Calibri"/>
-        </w:rPr>
-        <w:t xml:space="preserve">Дополнительно (если попросят): открыть RegionShares() и объяснить, что это уже готовый задел под «заявку» ЛР3.</w:t>
+        <w:t xml:space="preserve">Скриншоты 18–19: RegisterHandler с тремя URL и тремя контроллерами; объяснить фильтрацию через Repository.ImportCategories(dateStart).</w:t>
       </w:r>
     </w:p>
     <w:p>
@@ -4102,7 +3700,7 @@
           <w:bCs/>
           <w:color w:val="1A1A1A"/>
         </w:rPr>
-        <w:t xml:space="preserve">13. Мини-глоссарий (если растеряешься на термине)</w:t>
+        <w:t xml:space="preserve">14. Мини-глоссарий</w:t>
       </w:r>
     </w:p>
     <w:tbl>
@@ -4247,7 +3845,7 @@
                 <w:sz w:val="19"/>
                 <w:szCs w:val="19"/>
               </w:rPr>
-              <w:t xml:space="preserve">Репозиторий (Repository)</w:t>
+              <w:t xml:space="preserve">Репозиторий</w:t>
             </w:r>
           </w:p>
         </w:tc>
@@ -4271,7 +3869,7 @@
                 <w:sz w:val="19"/>
                 <w:szCs w:val="19"/>
               </w:rPr>
-              <w:t xml:space="preserve">слой кода, который единственный «знает», как устроено хранилище данных, и прячет это от остального приложения</w:t>
+              <w:t xml:space="preserve">слой кода, который единственный знает, как устроено хранилище, и прячет это от остального приложения</w:t>
             </w:r>
           </w:p>
         </w:tc>
@@ -4297,7 +3895,7 @@
                 <w:sz w:val="19"/>
                 <w:szCs w:val="19"/>
               </w:rPr>
-              <w:t xml:space="preserve">Хендлер (Handler)</w:t>
+              <w:t xml:space="preserve">Хендлер</w:t>
             </w:r>
           </w:p>
         </w:tc>
@@ -4321,7 +3919,7 @@
                 <w:sz w:val="19"/>
                 <w:szCs w:val="19"/>
               </w:rPr>
-              <w:t xml:space="preserve">функция, которая обрабатывает конкретный HTTP-запрос</w:t>
+              <w:t xml:space="preserve">функция, обрабатывающая конкретный HTTP-запрос</w:t>
             </w:r>
           </w:p>
         </w:tc>
@@ -4347,7 +3945,7 @@
                 <w:sz w:val="19"/>
                 <w:szCs w:val="19"/>
               </w:rPr>
-              <w:t xml:space="preserve">Роутинг (routing)</w:t>
+              <w:t xml:space="preserve">Роутинг</w:t>
             </w:r>
           </w:p>
         </w:tc>
@@ -4421,7 +4019,7 @@
                 <w:sz w:val="19"/>
                 <w:szCs w:val="19"/>
               </w:rPr>
-              <w:t xml:space="preserve">свойство операции: повторный вызов с теми же параметрами не меняет результат</w:t>
+              <w:t xml:space="preserve">повторный вызов с теми же параметрами не меняет результат</w:t>
             </w:r>
           </w:p>
         </w:tc>
@@ -4447,7 +4045,7 @@
                 <w:sz w:val="19"/>
                 <w:szCs w:val="19"/>
               </w:rPr>
-              <w:t xml:space="preserve">Мягкое удаление (soft delete)</w:t>
+              <w:t xml:space="preserve">Мягкое удаление</w:t>
             </w:r>
           </w:p>
         </w:tc>
@@ -4471,7 +4069,7 @@
                 <w:sz w:val="19"/>
                 <w:szCs w:val="19"/>
               </w:rPr>
-              <w:t xml:space="preserve">запись помечается как удалённая, но не стирается физически</w:t>
+              <w:t xml:space="preserve">запись помечается как удалённая, но физически остаётся</w:t>
             </w:r>
           </w:p>
         </w:tc>
@@ -4571,7 +4169,7 @@
                 <w:sz w:val="19"/>
                 <w:szCs w:val="19"/>
               </w:rPr>
-              <w:t xml:space="preserve">внедрение вредоносного скрипта через непроверенные данные; html/template экранирует данные и защищает от этого автоматически</w:t>
+              <w:t xml:space="preserve">внедрение вредоносного скрипта через непроверенные данные; html/template экранирует данные автоматически</w:t>
             </w:r>
           </w:p>
         </w:tc>
